--- a/business_documents/PECH_CREDIT_NOTE.docx
+++ b/business_documents/PECH_CREDIT_NOTE.docx
@@ -2,21 +2,108 @@
 <file path=word/document.xml><?xml version="1.0" encoding="utf-8"?>
 <w:document xmlns:w="http://schemas.openxmlformats.org/wordprocessingml/2006/main" xmlns:m="http://schemas.openxmlformats.org/officeDocument/2006/math" xmlns:r="http://schemas.openxmlformats.org/officeDocument/2006/relationships" xmlns:o="urn:schemas-microsoft-com:office:office" xmlns:v="urn:schemas-microsoft-com:vml" xmlns:w10="urn:schemas-microsoft-com:office:word" xmlns:a="http://schemas.openxmlformats.org/drawingml/2006/main" xmlns:pic="http://schemas.openxmlformats.org/drawingml/2006/picture" xmlns:wp="http://schemas.openxmlformats.org/drawingml/2006/wordprocessingDrawing">
   <w:body>
+    <w:p>
+      <w:pPr>
+        <w:pBdr>
+          <w:top w:val="single" w:sz="12" w:space="1" w:color="00BFFF"/>
+          <w:bottom w:val="single" w:sz="36" w:space="0" w:color="F5A623"/>
+        </w:pBdr>
+        <w:spacing w:before="0" w:after="240"/>
+      </w:pPr>
+    </w:p>
+    <w:p>
+      <w:pPr>
+        <w:pBdr>
+          <w:bottom w:val="single" w:sz="6" w:space="1" w:color="00BFFF"/>
+        </w:pBdr>
+        <w:spacing w:before="0" w:after="120"/>
+      </w:pPr>
+    </w:p>
+    <w:p>
+      <w:pPr>
+        <w:jc w:val="center"/>
+        <w:spacing w:before="0" w:after="60"/>
+      </w:pPr>
+      <w:r>
+        <w:rPr>
+          <w:i/>
+          <w:color w:val="E08A00"/>
+          <w:sz w:val="18"/>
+          <w:szCs w:val="18"/>
+        </w:rPr>
+        <w:t>Technology &amp; Infrastructure Enablers for Africa</w:t>
+      </w:r>
+    </w:p>
+    <w:p>
+      <w:pPr>
+        <w:jc w:val="center"/>
+        <w:spacing w:before="200" w:after="40"/>
+      </w:pPr>
+      <w:r>
+        <w:rPr>
+          <w:b/>
+          <w:color w:val="0099CC"/>
+          <w:sz w:val="28"/>
+          <w:szCs w:val="28"/>
+        </w:rPr>
+        <w:t>PECH GROUP HOLDINGS LTD</w:t>
+      </w:r>
+    </w:p>
+    <w:p>
+      <w:pPr>
+        <w:pBdr>
+          <w:top w:val="single" w:sz="36" w:space="0" w:color="F5A623"/>
+          <w:bottom w:val="single" w:sz="12" w:space="1" w:color="00BFFF"/>
+        </w:pBdr>
+        <w:spacing w:after="0"/>
+      </w:pPr>
+    </w:p>
     <w:bookmarkStart w:id="36" w:name="pech-group-holdings-ltd"/>
     <w:p>
       <w:pPr>
         <w:pStyle w:val="Heading1"/>
-      </w:pPr>
-      <w:r>
+        <w:rPr>
+          <w:color w:val="0099CC"/>
+        </w:rPr>
+        <w:pBdr>
+          <w:bottom w:val="single" w:sz="18" w:space="2" w:color="F5A623"/>
+        </w:pBdr>
+      </w:pPr>
+      <w:r>
+        <w:rPr>
+          <w:b/>
+          <w:color w:val="0099CC"/>
+          <w:sz w:val="44"/>
+        </w:rPr>
         <w:t xml:space="preserve">PECH GROUP HOLDINGS LTD</w:t>
       </w:r>
     </w:p>
     <w:bookmarkStart w:id="22" w:name="credit-note"/>
     <w:p>
       <w:pPr>
+        <w:pBdr>
+          <w:top w:val="single" w:sz="18" w:space="1" w:color="F5A623"/>
+          <w:bottom w:val="single" w:sz="6" w:space="1" w:color="0099CC"/>
+        </w:pBdr>
+        <w:spacing w:before="200" w:after="200"/>
+      </w:pPr>
+    </w:p>
+    <w:p>
+      <w:pPr>
         <w:pStyle w:val="Heading2"/>
-      </w:pPr>
-      <w:r>
+        <w:rPr>
+          <w:color w:val="0099CC"/>
+        </w:rPr>
+        <w:pBdr>
+          <w:bottom w:val="single" w:sz="6" w:space="2" w:color="00BFFF"/>
+        </w:pBdr>
+      </w:pPr>
+      <w:r>
+        <w:rPr>
+          <w:b/>
+          <w:color w:val="0099CC"/>
+          <w:sz w:val="32"/>
+        </w:rPr>
         <w:t xml:space="preserve">CREDIT NOTE</w:t>
       </w:r>
     </w:p>
@@ -24,8 +111,16 @@
     <w:p>
       <w:pPr>
         <w:pStyle w:val="Heading3"/>
-      </w:pPr>
-      <w:r>
+        <w:rPr>
+          <w:color w:val="E08A00"/>
+        </w:rPr>
+      </w:pPr>
+      <w:r>
+        <w:rPr>
+          <w:b/>
+          <w:color w:val="E08A00"/>
+          <w:sz w:val="26"/>
+        </w:rPr>
         <w:t xml:space="preserve">CONFIDENTIAL</w:t>
       </w:r>
     </w:p>
@@ -101,9 +196,29 @@
     <w:bookmarkStart w:id="23" w:name="company-information"/>
     <w:p>
       <w:pPr>
+        <w:pBdr>
+          <w:top w:val="single" w:sz="18" w:space="1" w:color="F5A623"/>
+          <w:bottom w:val="single" w:sz="6" w:space="1" w:color="0099CC"/>
+        </w:pBdr>
+        <w:spacing w:before="200" w:after="200"/>
+      </w:pPr>
+    </w:p>
+    <w:p>
+      <w:pPr>
         <w:pStyle w:val="Heading2"/>
-      </w:pPr>
-      <w:r>
+        <w:rPr>
+          <w:color w:val="0099CC"/>
+        </w:rPr>
+        <w:pBdr>
+          <w:bottom w:val="single" w:sz="6" w:space="2" w:color="00BFFF"/>
+        </w:pBdr>
+      </w:pPr>
+      <w:r>
+        <w:rPr>
+          <w:b/>
+          <w:color w:val="0099CC"/>
+          <w:sz w:val="32"/>
+        </w:rPr>
         <w:t xml:space="preserve">COMPANY INFORMATION</w:t>
       </w:r>
     </w:p>
@@ -113,6 +228,14 @@
         <w:tblW w:type="auto" w:w="0"/>
         <w:tblLook w:firstRow="1" w:lastRow="0" w:firstColumn="0" w:lastColumn="0" w:noHBand="0" w:noVBand="0" w:val="0020"/>
         <w:jc w:val="start"/>
+        <w:tblBorders>
+          <w:top w:val="single" w:sz="4" w:space="0" w:color="B0D4E8"/>
+          <w:left w:val="single" w:sz="4" w:space="0" w:color="B0D4E8"/>
+          <w:bottom w:val="single" w:sz="4" w:space="0" w:color="B0D4E8"/>
+          <w:right w:val="single" w:sz="4" w:space="0" w:color="B0D4E8"/>
+          <w:insideH w:val="single" w:sz="4" w:space="0" w:color="B0D4E8"/>
+          <w:insideV w:val="single" w:sz="4" w:space="0" w:color="B0D4E8"/>
+        </w:tblBorders>
       </w:tblPr>
       <w:tblGrid>
         <w:gridCol w:w="3960"/>
@@ -123,25 +246,39 @@
           <w:tblHeader w:val="true"/>
         </w:trPr>
         <w:tc>
-          <w:tcPr/>
-          <w:p>
-            <w:pPr>
-              <w:pStyle w:val="Compact"/>
-              <w:jc w:val="left"/>
-            </w:pPr>
-            <w:r>
+          <w:tcPr>
+            <w:shd w:fill="0099CC" w:val="clear"/>
+          </w:tcPr>
+          <w:p>
+            <w:pPr>
+              <w:pStyle w:val="Compact"/>
+              <w:jc w:val="left"/>
+            </w:pPr>
+            <w:r>
+              <w:rPr>
+                <w:b/>
+                <w:color w:val="FFFFFF"/>
+                <w:sz w:val="20"/>
+              </w:rPr>
               <w:t xml:space="preserve">Field</w:t>
             </w:r>
           </w:p>
         </w:tc>
         <w:tc>
-          <w:tcPr/>
-          <w:p>
-            <w:pPr>
-              <w:pStyle w:val="Compact"/>
-              <w:jc w:val="left"/>
-            </w:pPr>
-            <w:r>
+          <w:tcPr>
+            <w:shd w:fill="0099CC" w:val="clear"/>
+          </w:tcPr>
+          <w:p>
+            <w:pPr>
+              <w:pStyle w:val="Compact"/>
+              <w:jc w:val="left"/>
+            </w:pPr>
+            <w:r>
+              <w:rPr>
+                <w:b/>
+                <w:color w:val="FFFFFF"/>
+                <w:sz w:val="20"/>
+              </w:rPr>
               <w:t xml:space="preserve">Details</w:t>
             </w:r>
           </w:p>
@@ -149,25 +286,37 @@
       </w:tr>
       <w:tr>
         <w:tc>
-          <w:tcPr/>
-          <w:p>
-            <w:pPr>
-              <w:pStyle w:val="Compact"/>
-              <w:jc w:val="left"/>
-            </w:pPr>
-            <w:r>
+          <w:tcPr>
+            <w:shd w:fill="FFFFFF" w:val="clear"/>
+          </w:tcPr>
+          <w:p>
+            <w:pPr>
+              <w:pStyle w:val="Compact"/>
+              <w:jc w:val="left"/>
+            </w:pPr>
+            <w:r>
+              <w:rPr>
+                <w:color w:val="1A1A1A"/>
+                <w:sz w:val="19"/>
+              </w:rPr>
               <w:t xml:space="preserve">Company Name</w:t>
             </w:r>
           </w:p>
         </w:tc>
         <w:tc>
-          <w:tcPr/>
-          <w:p>
-            <w:pPr>
-              <w:pStyle w:val="Compact"/>
-              <w:jc w:val="left"/>
-            </w:pPr>
-            <w:r>
+          <w:tcPr>
+            <w:shd w:fill="FFFFFF" w:val="clear"/>
+          </w:tcPr>
+          <w:p>
+            <w:pPr>
+              <w:pStyle w:val="Compact"/>
+              <w:jc w:val="left"/>
+            </w:pPr>
+            <w:r>
+              <w:rPr>
+                <w:color w:val="1A1A1A"/>
+                <w:sz w:val="19"/>
+              </w:rPr>
               <w:t xml:space="preserve">PECH Group Holdings Ltd</w:t>
             </w:r>
           </w:p>
@@ -175,25 +324,37 @@
       </w:tr>
       <w:tr>
         <w:tc>
-          <w:tcPr/>
-          <w:p>
-            <w:pPr>
-              <w:pStyle w:val="Compact"/>
-              <w:jc w:val="left"/>
-            </w:pPr>
-            <w:r>
+          <w:tcPr>
+            <w:shd w:fill="E8F8FF" w:val="clear"/>
+          </w:tcPr>
+          <w:p>
+            <w:pPr>
+              <w:pStyle w:val="Compact"/>
+              <w:jc w:val="left"/>
+            </w:pPr>
+            <w:r>
+              <w:rPr>
+                <w:color w:val="1A1A1A"/>
+                <w:sz w:val="19"/>
+              </w:rPr>
               <w:t xml:space="preserve">Address</w:t>
             </w:r>
           </w:p>
         </w:tc>
         <w:tc>
-          <w:tcPr/>
-          <w:p>
-            <w:pPr>
-              <w:pStyle w:val="Compact"/>
-              <w:jc w:val="left"/>
-            </w:pPr>
-            <w:r>
+          <w:tcPr>
+            <w:shd w:fill="E8F8FF" w:val="clear"/>
+          </w:tcPr>
+          <w:p>
+            <w:pPr>
+              <w:pStyle w:val="Compact"/>
+              <w:jc w:val="left"/>
+            </w:pPr>
+            <w:r>
+              <w:rPr>
+                <w:color w:val="1A1A1A"/>
+                <w:sz w:val="19"/>
+              </w:rPr>
               <w:t xml:space="preserve">__________________________________________</w:t>
             </w:r>
           </w:p>
@@ -201,25 +362,37 @@
       </w:tr>
       <w:tr>
         <w:tc>
-          <w:tcPr/>
-          <w:p>
-            <w:pPr>
-              <w:pStyle w:val="Compact"/>
-              <w:jc w:val="left"/>
-            </w:pPr>
-            <w:r>
+          <w:tcPr>
+            <w:shd w:fill="FFFFFF" w:val="clear"/>
+          </w:tcPr>
+          <w:p>
+            <w:pPr>
+              <w:pStyle w:val="Compact"/>
+              <w:jc w:val="left"/>
+            </w:pPr>
+            <w:r>
+              <w:rPr>
+                <w:color w:val="1A1A1A"/>
+                <w:sz w:val="19"/>
+              </w:rPr>
               <w:t xml:space="preserve">City / State</w:t>
             </w:r>
           </w:p>
         </w:tc>
         <w:tc>
-          <w:tcPr/>
-          <w:p>
-            <w:pPr>
-              <w:pStyle w:val="Compact"/>
-              <w:jc w:val="left"/>
-            </w:pPr>
-            <w:r>
+          <w:tcPr>
+            <w:shd w:fill="FFFFFF" w:val="clear"/>
+          </w:tcPr>
+          <w:p>
+            <w:pPr>
+              <w:pStyle w:val="Compact"/>
+              <w:jc w:val="left"/>
+            </w:pPr>
+            <w:r>
+              <w:rPr>
+                <w:color w:val="1A1A1A"/>
+                <w:sz w:val="19"/>
+              </w:rPr>
               <w:t xml:space="preserve">Lagos, Nigeria</w:t>
             </w:r>
           </w:p>
@@ -227,25 +400,37 @@
       </w:tr>
       <w:tr>
         <w:tc>
-          <w:tcPr/>
-          <w:p>
-            <w:pPr>
-              <w:pStyle w:val="Compact"/>
-              <w:jc w:val="left"/>
-            </w:pPr>
-            <w:r>
+          <w:tcPr>
+            <w:shd w:fill="E8F8FF" w:val="clear"/>
+          </w:tcPr>
+          <w:p>
+            <w:pPr>
+              <w:pStyle w:val="Compact"/>
+              <w:jc w:val="left"/>
+            </w:pPr>
+            <w:r>
+              <w:rPr>
+                <w:color w:val="1A1A1A"/>
+                <w:sz w:val="19"/>
+              </w:rPr>
               <w:t xml:space="preserve">Phone</w:t>
             </w:r>
           </w:p>
         </w:tc>
         <w:tc>
-          <w:tcPr/>
-          <w:p>
-            <w:pPr>
-              <w:pStyle w:val="Compact"/>
-              <w:jc w:val="left"/>
-            </w:pPr>
-            <w:r>
+          <w:tcPr>
+            <w:shd w:fill="E8F8FF" w:val="clear"/>
+          </w:tcPr>
+          <w:p>
+            <w:pPr>
+              <w:pStyle w:val="Compact"/>
+              <w:jc w:val="left"/>
+            </w:pPr>
+            <w:r>
+              <w:rPr>
+                <w:color w:val="1A1A1A"/>
+                <w:sz w:val="19"/>
+              </w:rPr>
               <w:t xml:space="preserve">__________________________________________</w:t>
             </w:r>
           </w:p>
@@ -253,25 +438,37 @@
       </w:tr>
       <w:tr>
         <w:tc>
-          <w:tcPr/>
-          <w:p>
-            <w:pPr>
-              <w:pStyle w:val="Compact"/>
-              <w:jc w:val="left"/>
-            </w:pPr>
-            <w:r>
+          <w:tcPr>
+            <w:shd w:fill="FFFFFF" w:val="clear"/>
+          </w:tcPr>
+          <w:p>
+            <w:pPr>
+              <w:pStyle w:val="Compact"/>
+              <w:jc w:val="left"/>
+            </w:pPr>
+            <w:r>
+              <w:rPr>
+                <w:color w:val="1A1A1A"/>
+                <w:sz w:val="19"/>
+              </w:rPr>
               <w:t xml:space="preserve">Email</w:t>
             </w:r>
           </w:p>
         </w:tc>
         <w:tc>
-          <w:tcPr/>
-          <w:p>
-            <w:pPr>
-              <w:pStyle w:val="Compact"/>
-              <w:jc w:val="left"/>
-            </w:pPr>
-            <w:r>
+          <w:tcPr>
+            <w:shd w:fill="FFFFFF" w:val="clear"/>
+          </w:tcPr>
+          <w:p>
+            <w:pPr>
+              <w:pStyle w:val="Compact"/>
+              <w:jc w:val="left"/>
+            </w:pPr>
+            <w:r>
+              <w:rPr>
+                <w:color w:val="1A1A1A"/>
+                <w:sz w:val="19"/>
+              </w:rPr>
               <w:t xml:space="preserve">__________________________________________</w:t>
             </w:r>
           </w:p>
@@ -279,25 +476,37 @@
       </w:tr>
       <w:tr>
         <w:tc>
-          <w:tcPr/>
-          <w:p>
-            <w:pPr>
-              <w:pStyle w:val="Compact"/>
-              <w:jc w:val="left"/>
-            </w:pPr>
-            <w:r>
+          <w:tcPr>
+            <w:shd w:fill="E8F8FF" w:val="clear"/>
+          </w:tcPr>
+          <w:p>
+            <w:pPr>
+              <w:pStyle w:val="Compact"/>
+              <w:jc w:val="left"/>
+            </w:pPr>
+            <w:r>
+              <w:rPr>
+                <w:color w:val="1A1A1A"/>
+                <w:sz w:val="19"/>
+              </w:rPr>
               <w:t xml:space="preserve">TIN</w:t>
             </w:r>
           </w:p>
         </w:tc>
         <w:tc>
-          <w:tcPr/>
-          <w:p>
-            <w:pPr>
-              <w:pStyle w:val="Compact"/>
-              <w:jc w:val="left"/>
-            </w:pPr>
-            <w:r>
+          <w:tcPr>
+            <w:shd w:fill="E8F8FF" w:val="clear"/>
+          </w:tcPr>
+          <w:p>
+            <w:pPr>
+              <w:pStyle w:val="Compact"/>
+              <w:jc w:val="left"/>
+            </w:pPr>
+            <w:r>
+              <w:rPr>
+                <w:color w:val="1A1A1A"/>
+                <w:sz w:val="19"/>
+              </w:rPr>
               <w:t xml:space="preserve">__________________________________________</w:t>
             </w:r>
           </w:p>
@@ -305,25 +514,37 @@
       </w:tr>
       <w:tr>
         <w:tc>
-          <w:tcPr/>
-          <w:p>
-            <w:pPr>
-              <w:pStyle w:val="Compact"/>
-              <w:jc w:val="left"/>
-            </w:pPr>
-            <w:r>
+          <w:tcPr>
+            <w:shd w:fill="FFFFFF" w:val="clear"/>
+          </w:tcPr>
+          <w:p>
+            <w:pPr>
+              <w:pStyle w:val="Compact"/>
+              <w:jc w:val="left"/>
+            </w:pPr>
+            <w:r>
+              <w:rPr>
+                <w:color w:val="1A1A1A"/>
+                <w:sz w:val="19"/>
+              </w:rPr>
               <w:t xml:space="preserve">CAC Reg. No.</w:t>
             </w:r>
           </w:p>
         </w:tc>
         <w:tc>
-          <w:tcPr/>
-          <w:p>
-            <w:pPr>
-              <w:pStyle w:val="Compact"/>
-              <w:jc w:val="left"/>
-            </w:pPr>
-            <w:r>
+          <w:tcPr>
+            <w:shd w:fill="FFFFFF" w:val="clear"/>
+          </w:tcPr>
+          <w:p>
+            <w:pPr>
+              <w:pStyle w:val="Compact"/>
+              <w:jc w:val="left"/>
+            </w:pPr>
+            <w:r>
+              <w:rPr>
+                <w:color w:val="1A1A1A"/>
+                <w:sz w:val="19"/>
+              </w:rPr>
               <w:t xml:space="preserve">__________________________________________</w:t>
             </w:r>
           </w:p>
@@ -341,9 +562,29 @@
     <w:bookmarkStart w:id="24" w:name="client-recipient-information"/>
     <w:p>
       <w:pPr>
+        <w:pBdr>
+          <w:top w:val="single" w:sz="18" w:space="1" w:color="F5A623"/>
+          <w:bottom w:val="single" w:sz="6" w:space="1" w:color="0099CC"/>
+        </w:pBdr>
+        <w:spacing w:before="200" w:after="200"/>
+      </w:pPr>
+    </w:p>
+    <w:p>
+      <w:pPr>
         <w:pStyle w:val="Heading2"/>
-      </w:pPr>
-      <w:r>
+        <w:rPr>
+          <w:color w:val="0099CC"/>
+        </w:rPr>
+        <w:pBdr>
+          <w:bottom w:val="single" w:sz="6" w:space="2" w:color="00BFFF"/>
+        </w:pBdr>
+      </w:pPr>
+      <w:r>
+        <w:rPr>
+          <w:b/>
+          <w:color w:val="0099CC"/>
+          <w:sz w:val="32"/>
+        </w:rPr>
         <w:t xml:space="preserve">CLIENT / RECIPIENT INFORMATION</w:t>
       </w:r>
     </w:p>
@@ -353,6 +594,14 @@
         <w:tblW w:type="auto" w:w="0"/>
         <w:tblLook w:firstRow="1" w:lastRow="0" w:firstColumn="0" w:lastColumn="0" w:noHBand="0" w:noVBand="0" w:val="0020"/>
         <w:jc w:val="start"/>
+        <w:tblBorders>
+          <w:top w:val="single" w:sz="4" w:space="0" w:color="B0D4E8"/>
+          <w:left w:val="single" w:sz="4" w:space="0" w:color="B0D4E8"/>
+          <w:bottom w:val="single" w:sz="4" w:space="0" w:color="B0D4E8"/>
+          <w:right w:val="single" w:sz="4" w:space="0" w:color="B0D4E8"/>
+          <w:insideH w:val="single" w:sz="4" w:space="0" w:color="B0D4E8"/>
+          <w:insideV w:val="single" w:sz="4" w:space="0" w:color="B0D4E8"/>
+        </w:tblBorders>
       </w:tblPr>
       <w:tblGrid>
         <w:gridCol w:w="3960"/>
@@ -363,25 +612,39 @@
           <w:tblHeader w:val="true"/>
         </w:trPr>
         <w:tc>
-          <w:tcPr/>
-          <w:p>
-            <w:pPr>
-              <w:pStyle w:val="Compact"/>
-              <w:jc w:val="left"/>
-            </w:pPr>
-            <w:r>
+          <w:tcPr>
+            <w:shd w:fill="0099CC" w:val="clear"/>
+          </w:tcPr>
+          <w:p>
+            <w:pPr>
+              <w:pStyle w:val="Compact"/>
+              <w:jc w:val="left"/>
+            </w:pPr>
+            <w:r>
+              <w:rPr>
+                <w:b/>
+                <w:color w:val="FFFFFF"/>
+                <w:sz w:val="20"/>
+              </w:rPr>
               <w:t xml:space="preserve">Field</w:t>
             </w:r>
           </w:p>
         </w:tc>
         <w:tc>
-          <w:tcPr/>
-          <w:p>
-            <w:pPr>
-              <w:pStyle w:val="Compact"/>
-              <w:jc w:val="left"/>
-            </w:pPr>
-            <w:r>
+          <w:tcPr>
+            <w:shd w:fill="0099CC" w:val="clear"/>
+          </w:tcPr>
+          <w:p>
+            <w:pPr>
+              <w:pStyle w:val="Compact"/>
+              <w:jc w:val="left"/>
+            </w:pPr>
+            <w:r>
+              <w:rPr>
+                <w:b/>
+                <w:color w:val="FFFFFF"/>
+                <w:sz w:val="20"/>
+              </w:rPr>
               <w:t xml:space="preserve">Details</w:t>
             </w:r>
           </w:p>
@@ -389,25 +652,37 @@
       </w:tr>
       <w:tr>
         <w:tc>
-          <w:tcPr/>
-          <w:p>
-            <w:pPr>
-              <w:pStyle w:val="Compact"/>
-              <w:jc w:val="left"/>
-            </w:pPr>
-            <w:r>
+          <w:tcPr>
+            <w:shd w:fill="FFFFFF" w:val="clear"/>
+          </w:tcPr>
+          <w:p>
+            <w:pPr>
+              <w:pStyle w:val="Compact"/>
+              <w:jc w:val="left"/>
+            </w:pPr>
+            <w:r>
+              <w:rPr>
+                <w:color w:val="1A1A1A"/>
+                <w:sz w:val="19"/>
+              </w:rPr>
               <w:t xml:space="preserve">Client Name</w:t>
             </w:r>
           </w:p>
         </w:tc>
         <w:tc>
-          <w:tcPr/>
-          <w:p>
-            <w:pPr>
-              <w:pStyle w:val="Compact"/>
-              <w:jc w:val="left"/>
-            </w:pPr>
-            <w:r>
+          <w:tcPr>
+            <w:shd w:fill="FFFFFF" w:val="clear"/>
+          </w:tcPr>
+          <w:p>
+            <w:pPr>
+              <w:pStyle w:val="Compact"/>
+              <w:jc w:val="left"/>
+            </w:pPr>
+            <w:r>
+              <w:rPr>
+                <w:color w:val="1A1A1A"/>
+                <w:sz w:val="19"/>
+              </w:rPr>
               <w:t xml:space="preserve">__________________________________________</w:t>
             </w:r>
           </w:p>
@@ -415,25 +690,37 @@
       </w:tr>
       <w:tr>
         <w:tc>
-          <w:tcPr/>
-          <w:p>
-            <w:pPr>
-              <w:pStyle w:val="Compact"/>
-              <w:jc w:val="left"/>
-            </w:pPr>
-            <w:r>
+          <w:tcPr>
+            <w:shd w:fill="E8F8FF" w:val="clear"/>
+          </w:tcPr>
+          <w:p>
+            <w:pPr>
+              <w:pStyle w:val="Compact"/>
+              <w:jc w:val="left"/>
+            </w:pPr>
+            <w:r>
+              <w:rPr>
+                <w:color w:val="1A1A1A"/>
+                <w:sz w:val="19"/>
+              </w:rPr>
               <w:t xml:space="preserve">Company Name</w:t>
             </w:r>
           </w:p>
         </w:tc>
         <w:tc>
-          <w:tcPr/>
-          <w:p>
-            <w:pPr>
-              <w:pStyle w:val="Compact"/>
-              <w:jc w:val="left"/>
-            </w:pPr>
-            <w:r>
+          <w:tcPr>
+            <w:shd w:fill="E8F8FF" w:val="clear"/>
+          </w:tcPr>
+          <w:p>
+            <w:pPr>
+              <w:pStyle w:val="Compact"/>
+              <w:jc w:val="left"/>
+            </w:pPr>
+            <w:r>
+              <w:rPr>
+                <w:color w:val="1A1A1A"/>
+                <w:sz w:val="19"/>
+              </w:rPr>
               <w:t xml:space="preserve">__________________________________________</w:t>
             </w:r>
           </w:p>
@@ -441,25 +728,37 @@
       </w:tr>
       <w:tr>
         <w:tc>
-          <w:tcPr/>
-          <w:p>
-            <w:pPr>
-              <w:pStyle w:val="Compact"/>
-              <w:jc w:val="left"/>
-            </w:pPr>
-            <w:r>
+          <w:tcPr>
+            <w:shd w:fill="FFFFFF" w:val="clear"/>
+          </w:tcPr>
+          <w:p>
+            <w:pPr>
+              <w:pStyle w:val="Compact"/>
+              <w:jc w:val="left"/>
+            </w:pPr>
+            <w:r>
+              <w:rPr>
+                <w:color w:val="1A1A1A"/>
+                <w:sz w:val="19"/>
+              </w:rPr>
               <w:t xml:space="preserve">Address</w:t>
             </w:r>
           </w:p>
         </w:tc>
         <w:tc>
-          <w:tcPr/>
-          <w:p>
-            <w:pPr>
-              <w:pStyle w:val="Compact"/>
-              <w:jc w:val="left"/>
-            </w:pPr>
-            <w:r>
+          <w:tcPr>
+            <w:shd w:fill="FFFFFF" w:val="clear"/>
+          </w:tcPr>
+          <w:p>
+            <w:pPr>
+              <w:pStyle w:val="Compact"/>
+              <w:jc w:val="left"/>
+            </w:pPr>
+            <w:r>
+              <w:rPr>
+                <w:color w:val="1A1A1A"/>
+                <w:sz w:val="19"/>
+              </w:rPr>
               <w:t xml:space="preserve">__________________________________________</w:t>
             </w:r>
           </w:p>
@@ -467,25 +766,37 @@
       </w:tr>
       <w:tr>
         <w:tc>
-          <w:tcPr/>
-          <w:p>
-            <w:pPr>
-              <w:pStyle w:val="Compact"/>
-              <w:jc w:val="left"/>
-            </w:pPr>
-            <w:r>
+          <w:tcPr>
+            <w:shd w:fill="E8F8FF" w:val="clear"/>
+          </w:tcPr>
+          <w:p>
+            <w:pPr>
+              <w:pStyle w:val="Compact"/>
+              <w:jc w:val="left"/>
+            </w:pPr>
+            <w:r>
+              <w:rPr>
+                <w:color w:val="1A1A1A"/>
+                <w:sz w:val="19"/>
+              </w:rPr>
               <w:t xml:space="preserve">City / State</w:t>
             </w:r>
           </w:p>
         </w:tc>
         <w:tc>
-          <w:tcPr/>
-          <w:p>
-            <w:pPr>
-              <w:pStyle w:val="Compact"/>
-              <w:jc w:val="left"/>
-            </w:pPr>
-            <w:r>
+          <w:tcPr>
+            <w:shd w:fill="E8F8FF" w:val="clear"/>
+          </w:tcPr>
+          <w:p>
+            <w:pPr>
+              <w:pStyle w:val="Compact"/>
+              <w:jc w:val="left"/>
+            </w:pPr>
+            <w:r>
+              <w:rPr>
+                <w:color w:val="1A1A1A"/>
+                <w:sz w:val="19"/>
+              </w:rPr>
               <w:t xml:space="preserve">__________________________________________</w:t>
             </w:r>
           </w:p>
@@ -493,25 +804,37 @@
       </w:tr>
       <w:tr>
         <w:tc>
-          <w:tcPr/>
-          <w:p>
-            <w:pPr>
-              <w:pStyle w:val="Compact"/>
-              <w:jc w:val="left"/>
-            </w:pPr>
-            <w:r>
+          <w:tcPr>
+            <w:shd w:fill="FFFFFF" w:val="clear"/>
+          </w:tcPr>
+          <w:p>
+            <w:pPr>
+              <w:pStyle w:val="Compact"/>
+              <w:jc w:val="left"/>
+            </w:pPr>
+            <w:r>
+              <w:rPr>
+                <w:color w:val="1A1A1A"/>
+                <w:sz w:val="19"/>
+              </w:rPr>
               <w:t xml:space="preserve">Phone</w:t>
             </w:r>
           </w:p>
         </w:tc>
         <w:tc>
-          <w:tcPr/>
-          <w:p>
-            <w:pPr>
-              <w:pStyle w:val="Compact"/>
-              <w:jc w:val="left"/>
-            </w:pPr>
-            <w:r>
+          <w:tcPr>
+            <w:shd w:fill="FFFFFF" w:val="clear"/>
+          </w:tcPr>
+          <w:p>
+            <w:pPr>
+              <w:pStyle w:val="Compact"/>
+              <w:jc w:val="left"/>
+            </w:pPr>
+            <w:r>
+              <w:rPr>
+                <w:color w:val="1A1A1A"/>
+                <w:sz w:val="19"/>
+              </w:rPr>
               <w:t xml:space="preserve">__________________________________________</w:t>
             </w:r>
           </w:p>
@@ -519,25 +842,37 @@
       </w:tr>
       <w:tr>
         <w:tc>
-          <w:tcPr/>
-          <w:p>
-            <w:pPr>
-              <w:pStyle w:val="Compact"/>
-              <w:jc w:val="left"/>
-            </w:pPr>
-            <w:r>
+          <w:tcPr>
+            <w:shd w:fill="E8F8FF" w:val="clear"/>
+          </w:tcPr>
+          <w:p>
+            <w:pPr>
+              <w:pStyle w:val="Compact"/>
+              <w:jc w:val="left"/>
+            </w:pPr>
+            <w:r>
+              <w:rPr>
+                <w:color w:val="1A1A1A"/>
+                <w:sz w:val="19"/>
+              </w:rPr>
               <w:t xml:space="preserve">Email</w:t>
             </w:r>
           </w:p>
         </w:tc>
         <w:tc>
-          <w:tcPr/>
-          <w:p>
-            <w:pPr>
-              <w:pStyle w:val="Compact"/>
-              <w:jc w:val="left"/>
-            </w:pPr>
-            <w:r>
+          <w:tcPr>
+            <w:shd w:fill="E8F8FF" w:val="clear"/>
+          </w:tcPr>
+          <w:p>
+            <w:pPr>
+              <w:pStyle w:val="Compact"/>
+              <w:jc w:val="left"/>
+            </w:pPr>
+            <w:r>
+              <w:rPr>
+                <w:color w:val="1A1A1A"/>
+                <w:sz w:val="19"/>
+              </w:rPr>
               <w:t xml:space="preserve">__________________________________________</w:t>
             </w:r>
           </w:p>
@@ -545,25 +880,37 @@
       </w:tr>
       <w:tr>
         <w:tc>
-          <w:tcPr/>
-          <w:p>
-            <w:pPr>
-              <w:pStyle w:val="Compact"/>
-              <w:jc w:val="left"/>
-            </w:pPr>
-            <w:r>
+          <w:tcPr>
+            <w:shd w:fill="FFFFFF" w:val="clear"/>
+          </w:tcPr>
+          <w:p>
+            <w:pPr>
+              <w:pStyle w:val="Compact"/>
+              <w:jc w:val="left"/>
+            </w:pPr>
+            <w:r>
+              <w:rPr>
+                <w:color w:val="1A1A1A"/>
+                <w:sz w:val="19"/>
+              </w:rPr>
               <w:t xml:space="preserve">TIN</w:t>
             </w:r>
           </w:p>
         </w:tc>
         <w:tc>
-          <w:tcPr/>
-          <w:p>
-            <w:pPr>
-              <w:pStyle w:val="Compact"/>
-              <w:jc w:val="left"/>
-            </w:pPr>
-            <w:r>
+          <w:tcPr>
+            <w:shd w:fill="FFFFFF" w:val="clear"/>
+          </w:tcPr>
+          <w:p>
+            <w:pPr>
+              <w:pStyle w:val="Compact"/>
+              <w:jc w:val="left"/>
+            </w:pPr>
+            <w:r>
+              <w:rPr>
+                <w:color w:val="1A1A1A"/>
+                <w:sz w:val="19"/>
+              </w:rPr>
               <w:t xml:space="preserve">__________________________________________</w:t>
             </w:r>
           </w:p>
@@ -581,9 +928,29 @@
     <w:bookmarkStart w:id="25" w:name="credit-note-details"/>
     <w:p>
       <w:pPr>
+        <w:pBdr>
+          <w:top w:val="single" w:sz="18" w:space="1" w:color="F5A623"/>
+          <w:bottom w:val="single" w:sz="6" w:space="1" w:color="0099CC"/>
+        </w:pBdr>
+        <w:spacing w:before="200" w:after="200"/>
+      </w:pPr>
+    </w:p>
+    <w:p>
+      <w:pPr>
         <w:pStyle w:val="Heading2"/>
-      </w:pPr>
-      <w:r>
+        <w:rPr>
+          <w:color w:val="0099CC"/>
+        </w:rPr>
+        <w:pBdr>
+          <w:bottom w:val="single" w:sz="6" w:space="2" w:color="00BFFF"/>
+        </w:pBdr>
+      </w:pPr>
+      <w:r>
+        <w:rPr>
+          <w:b/>
+          <w:color w:val="0099CC"/>
+          <w:sz w:val="32"/>
+        </w:rPr>
         <w:t xml:space="preserve">CREDIT NOTE DETAILS</w:t>
       </w:r>
     </w:p>
@@ -593,6 +960,14 @@
         <w:tblW w:type="pct" w:w="5000"/>
         <w:tblLook w:firstRow="1" w:lastRow="0" w:firstColumn="0" w:lastColumn="0" w:noHBand="0" w:noVBand="0" w:val="0020"/>
         <w:jc w:val="start"/>
+        <w:tblBorders>
+          <w:top w:val="single" w:sz="4" w:space="0" w:color="B0D4E8"/>
+          <w:left w:val="single" w:sz="4" w:space="0" w:color="B0D4E8"/>
+          <w:bottom w:val="single" w:sz="4" w:space="0" w:color="B0D4E8"/>
+          <w:right w:val="single" w:sz="4" w:space="0" w:color="B0D4E8"/>
+          <w:insideH w:val="single" w:sz="4" w:space="0" w:color="B0D4E8"/>
+          <w:insideV w:val="single" w:sz="4" w:space="0" w:color="B0D4E8"/>
+        </w:tblBorders>
       </w:tblPr>
       <w:tblGrid>
         <w:gridCol w:w="3960"/>
@@ -603,25 +978,39 @@
           <w:tblHeader w:val="true"/>
         </w:trPr>
         <w:tc>
-          <w:tcPr/>
-          <w:p>
-            <w:pPr>
-              <w:pStyle w:val="Compact"/>
-              <w:jc w:val="left"/>
-            </w:pPr>
-            <w:r>
+          <w:tcPr>
+            <w:shd w:fill="0099CC" w:val="clear"/>
+          </w:tcPr>
+          <w:p>
+            <w:pPr>
+              <w:pStyle w:val="Compact"/>
+              <w:jc w:val="left"/>
+            </w:pPr>
+            <w:r>
+              <w:rPr>
+                <w:b/>
+                <w:color w:val="FFFFFF"/>
+                <w:sz w:val="20"/>
+              </w:rPr>
               <w:t xml:space="preserve">Field</w:t>
             </w:r>
           </w:p>
         </w:tc>
         <w:tc>
-          <w:tcPr/>
-          <w:p>
-            <w:pPr>
-              <w:pStyle w:val="Compact"/>
-              <w:jc w:val="left"/>
-            </w:pPr>
-            <w:r>
+          <w:tcPr>
+            <w:shd w:fill="0099CC" w:val="clear"/>
+          </w:tcPr>
+          <w:p>
+            <w:pPr>
+              <w:pStyle w:val="Compact"/>
+              <w:jc w:val="left"/>
+            </w:pPr>
+            <w:r>
+              <w:rPr>
+                <w:b/>
+                <w:color w:val="FFFFFF"/>
+                <w:sz w:val="20"/>
+              </w:rPr>
               <w:t xml:space="preserve">Details</w:t>
             </w:r>
           </w:p>
@@ -629,25 +1018,37 @@
       </w:tr>
       <w:tr>
         <w:tc>
-          <w:tcPr/>
-          <w:p>
-            <w:pPr>
-              <w:pStyle w:val="Compact"/>
-              <w:jc w:val="left"/>
-            </w:pPr>
-            <w:r>
+          <w:tcPr>
+            <w:shd w:fill="FFFFFF" w:val="clear"/>
+          </w:tcPr>
+          <w:p>
+            <w:pPr>
+              <w:pStyle w:val="Compact"/>
+              <w:jc w:val="left"/>
+            </w:pPr>
+            <w:r>
+              <w:rPr>
+                <w:color w:val="1A1A1A"/>
+                <w:sz w:val="19"/>
+              </w:rPr>
               <w:t xml:space="preserve">Credit Note Number</w:t>
             </w:r>
           </w:p>
         </w:tc>
         <w:tc>
-          <w:tcPr/>
-          <w:p>
-            <w:pPr>
-              <w:pStyle w:val="Compact"/>
-              <w:jc w:val="left"/>
-            </w:pPr>
-            <w:r>
+          <w:tcPr>
+            <w:shd w:fill="FFFFFF" w:val="clear"/>
+          </w:tcPr>
+          <w:p>
+            <w:pPr>
+              <w:pStyle w:val="Compact"/>
+              <w:jc w:val="left"/>
+            </w:pPr>
+            <w:r>
+              <w:rPr>
+                <w:color w:val="1A1A1A"/>
+                <w:sz w:val="19"/>
+              </w:rPr>
               <w:t xml:space="preserve">__________________________________________</w:t>
             </w:r>
           </w:p>
@@ -655,25 +1056,37 @@
       </w:tr>
       <w:tr>
         <w:tc>
-          <w:tcPr/>
-          <w:p>
-            <w:pPr>
-              <w:pStyle w:val="Compact"/>
-              <w:jc w:val="left"/>
-            </w:pPr>
-            <w:r>
+          <w:tcPr>
+            <w:shd w:fill="E8F8FF" w:val="clear"/>
+          </w:tcPr>
+          <w:p>
+            <w:pPr>
+              <w:pStyle w:val="Compact"/>
+              <w:jc w:val="left"/>
+            </w:pPr>
+            <w:r>
+              <w:rPr>
+                <w:color w:val="1A1A1A"/>
+                <w:sz w:val="19"/>
+              </w:rPr>
               <w:t xml:space="preserve">Credit Note Date</w:t>
             </w:r>
           </w:p>
         </w:tc>
         <w:tc>
-          <w:tcPr/>
-          <w:p>
-            <w:pPr>
-              <w:pStyle w:val="Compact"/>
-              <w:jc w:val="left"/>
-            </w:pPr>
-            <w:r>
+          <w:tcPr>
+            <w:shd w:fill="E8F8FF" w:val="clear"/>
+          </w:tcPr>
+          <w:p>
+            <w:pPr>
+              <w:pStyle w:val="Compact"/>
+              <w:jc w:val="left"/>
+            </w:pPr>
+            <w:r>
+              <w:rPr>
+                <w:color w:val="1A1A1A"/>
+                <w:sz w:val="19"/>
+              </w:rPr>
               <w:t xml:space="preserve">__________________________________________</w:t>
             </w:r>
           </w:p>
@@ -681,25 +1094,37 @@
       </w:tr>
       <w:tr>
         <w:tc>
-          <w:tcPr/>
-          <w:p>
-            <w:pPr>
-              <w:pStyle w:val="Compact"/>
-              <w:jc w:val="left"/>
-            </w:pPr>
-            <w:r>
+          <w:tcPr>
+            <w:shd w:fill="FFFFFF" w:val="clear"/>
+          </w:tcPr>
+          <w:p>
+            <w:pPr>
+              <w:pStyle w:val="Compact"/>
+              <w:jc w:val="left"/>
+            </w:pPr>
+            <w:r>
+              <w:rPr>
+                <w:color w:val="1A1A1A"/>
+                <w:sz w:val="19"/>
+              </w:rPr>
               <w:t xml:space="preserve">Original Invoice Number</w:t>
             </w:r>
           </w:p>
         </w:tc>
         <w:tc>
-          <w:tcPr/>
-          <w:p>
-            <w:pPr>
-              <w:pStyle w:val="Compact"/>
-              <w:jc w:val="left"/>
-            </w:pPr>
-            <w:r>
+          <w:tcPr>
+            <w:shd w:fill="FFFFFF" w:val="clear"/>
+          </w:tcPr>
+          <w:p>
+            <w:pPr>
+              <w:pStyle w:val="Compact"/>
+              <w:jc w:val="left"/>
+            </w:pPr>
+            <w:r>
+              <w:rPr>
+                <w:color w:val="1A1A1A"/>
+                <w:sz w:val="19"/>
+              </w:rPr>
               <w:t xml:space="preserve">__________________________________________</w:t>
             </w:r>
           </w:p>
@@ -707,25 +1132,37 @@
       </w:tr>
       <w:tr>
         <w:tc>
-          <w:tcPr/>
-          <w:p>
-            <w:pPr>
-              <w:pStyle w:val="Compact"/>
-              <w:jc w:val="left"/>
-            </w:pPr>
-            <w:r>
+          <w:tcPr>
+            <w:shd w:fill="E8F8FF" w:val="clear"/>
+          </w:tcPr>
+          <w:p>
+            <w:pPr>
+              <w:pStyle w:val="Compact"/>
+              <w:jc w:val="left"/>
+            </w:pPr>
+            <w:r>
+              <w:rPr>
+                <w:color w:val="1A1A1A"/>
+                <w:sz w:val="19"/>
+              </w:rPr>
               <w:t xml:space="preserve">Original Invoice Date</w:t>
             </w:r>
           </w:p>
         </w:tc>
         <w:tc>
-          <w:tcPr/>
-          <w:p>
-            <w:pPr>
-              <w:pStyle w:val="Compact"/>
-              <w:jc w:val="left"/>
-            </w:pPr>
-            <w:r>
+          <w:tcPr>
+            <w:shd w:fill="E8F8FF" w:val="clear"/>
+          </w:tcPr>
+          <w:p>
+            <w:pPr>
+              <w:pStyle w:val="Compact"/>
+              <w:jc w:val="left"/>
+            </w:pPr>
+            <w:r>
+              <w:rPr>
+                <w:color w:val="1A1A1A"/>
+                <w:sz w:val="19"/>
+              </w:rPr>
               <w:t xml:space="preserve">__________________________________________</w:t>
             </w:r>
           </w:p>
@@ -733,25 +1170,37 @@
       </w:tr>
       <w:tr>
         <w:tc>
-          <w:tcPr/>
-          <w:p>
-            <w:pPr>
-              <w:pStyle w:val="Compact"/>
-              <w:jc w:val="left"/>
-            </w:pPr>
-            <w:r>
+          <w:tcPr>
+            <w:shd w:fill="FFFFFF" w:val="clear"/>
+          </w:tcPr>
+          <w:p>
+            <w:pPr>
+              <w:pStyle w:val="Compact"/>
+              <w:jc w:val="left"/>
+            </w:pPr>
+            <w:r>
+              <w:rPr>
+                <w:color w:val="1A1A1A"/>
+                <w:sz w:val="19"/>
+              </w:rPr>
               <w:t xml:space="preserve">Original Invoice Amount (NGN)</w:t>
             </w:r>
           </w:p>
         </w:tc>
         <w:tc>
-          <w:tcPr/>
-          <w:p>
-            <w:pPr>
-              <w:pStyle w:val="Compact"/>
-              <w:jc w:val="left"/>
-            </w:pPr>
-            <w:r>
+          <w:tcPr>
+            <w:shd w:fill="FFFFFF" w:val="clear"/>
+          </w:tcPr>
+          <w:p>
+            <w:pPr>
+              <w:pStyle w:val="Compact"/>
+              <w:jc w:val="left"/>
+            </w:pPr>
+            <w:r>
+              <w:rPr>
+                <w:color w:val="1A1A1A"/>
+                <w:sz w:val="19"/>
+              </w:rPr>
               <w:t xml:space="preserve">__________________________________________</w:t>
             </w:r>
           </w:p>
@@ -759,25 +1208,37 @@
       </w:tr>
       <w:tr>
         <w:tc>
-          <w:tcPr/>
-          <w:p>
-            <w:pPr>
-              <w:pStyle w:val="Compact"/>
-              <w:jc w:val="left"/>
-            </w:pPr>
-            <w:r>
+          <w:tcPr>
+            <w:shd w:fill="E8F8FF" w:val="clear"/>
+          </w:tcPr>
+          <w:p>
+            <w:pPr>
+              <w:pStyle w:val="Compact"/>
+              <w:jc w:val="left"/>
+            </w:pPr>
+            <w:r>
+              <w:rPr>
+                <w:color w:val="1A1A1A"/>
+                <w:sz w:val="19"/>
+              </w:rPr>
               <w:t xml:space="preserve">Purchase Order Reference</w:t>
             </w:r>
           </w:p>
         </w:tc>
         <w:tc>
-          <w:tcPr/>
-          <w:p>
-            <w:pPr>
-              <w:pStyle w:val="Compact"/>
-              <w:jc w:val="left"/>
-            </w:pPr>
-            <w:r>
+          <w:tcPr>
+            <w:shd w:fill="E8F8FF" w:val="clear"/>
+          </w:tcPr>
+          <w:p>
+            <w:pPr>
+              <w:pStyle w:val="Compact"/>
+              <w:jc w:val="left"/>
+            </w:pPr>
+            <w:r>
+              <w:rPr>
+                <w:color w:val="1A1A1A"/>
+                <w:sz w:val="19"/>
+              </w:rPr>
               <w:t xml:space="preserve">__________________________________________</w:t>
             </w:r>
           </w:p>
@@ -795,9 +1256,29 @@
     <w:bookmarkStart w:id="26" w:name="reason-for-credit"/>
     <w:p>
       <w:pPr>
+        <w:pBdr>
+          <w:top w:val="single" w:sz="18" w:space="1" w:color="F5A623"/>
+          <w:bottom w:val="single" w:sz="6" w:space="1" w:color="0099CC"/>
+        </w:pBdr>
+        <w:spacing w:before="200" w:after="200"/>
+      </w:pPr>
+    </w:p>
+    <w:p>
+      <w:pPr>
         <w:pStyle w:val="Heading2"/>
-      </w:pPr>
-      <w:r>
+        <w:rPr>
+          <w:color w:val="0099CC"/>
+        </w:rPr>
+        <w:pBdr>
+          <w:bottom w:val="single" w:sz="6" w:space="2" w:color="00BFFF"/>
+        </w:pBdr>
+      </w:pPr>
+      <w:r>
+        <w:rPr>
+          <w:b/>
+          <w:color w:val="0099CC"/>
+          <w:sz w:val="32"/>
+        </w:rPr>
         <w:t xml:space="preserve">REASON FOR CREDIT</w:t>
       </w:r>
     </w:p>
@@ -1049,9 +1530,29 @@
     <w:bookmarkStart w:id="27" w:name="credit-amount-breakdown"/>
     <w:p>
       <w:pPr>
+        <w:pBdr>
+          <w:top w:val="single" w:sz="18" w:space="1" w:color="F5A623"/>
+          <w:bottom w:val="single" w:sz="6" w:space="1" w:color="0099CC"/>
+        </w:pBdr>
+        <w:spacing w:before="200" w:after="200"/>
+      </w:pPr>
+    </w:p>
+    <w:p>
+      <w:pPr>
         <w:pStyle w:val="Heading2"/>
-      </w:pPr>
-      <w:r>
+        <w:rPr>
+          <w:color w:val="0099CC"/>
+        </w:rPr>
+        <w:pBdr>
+          <w:bottom w:val="single" w:sz="6" w:space="2" w:color="00BFFF"/>
+        </w:pBdr>
+      </w:pPr>
+      <w:r>
+        <w:rPr>
+          <w:b/>
+          <w:color w:val="0099CC"/>
+          <w:sz w:val="32"/>
+        </w:rPr>
         <w:t xml:space="preserve">CREDIT AMOUNT BREAKDOWN</w:t>
       </w:r>
     </w:p>
@@ -1061,6 +1562,14 @@
         <w:tblW w:type="auto" w:w="0"/>
         <w:tblLook w:firstRow="1" w:lastRow="0" w:firstColumn="0" w:lastColumn="0" w:noHBand="0" w:noVBand="0" w:val="0020"/>
         <w:jc w:val="start"/>
+        <w:tblBorders>
+          <w:top w:val="single" w:sz="4" w:space="0" w:color="B0D4E8"/>
+          <w:left w:val="single" w:sz="4" w:space="0" w:color="B0D4E8"/>
+          <w:bottom w:val="single" w:sz="4" w:space="0" w:color="B0D4E8"/>
+          <w:right w:val="single" w:sz="4" w:space="0" w:color="B0D4E8"/>
+          <w:insideH w:val="single" w:sz="4" w:space="0" w:color="B0D4E8"/>
+          <w:insideV w:val="single" w:sz="4" w:space="0" w:color="B0D4E8"/>
+        </w:tblBorders>
       </w:tblPr>
       <w:tblGrid>
         <w:gridCol w:w="1584"/>
@@ -1074,61 +1583,96 @@
           <w:tblHeader w:val="true"/>
         </w:trPr>
         <w:tc>
-          <w:tcPr/>
-          <w:p>
-            <w:pPr>
-              <w:pStyle w:val="Compact"/>
-              <w:jc w:val="left"/>
-            </w:pPr>
-            <w:r>
+          <w:tcPr>
+            <w:shd w:fill="0099CC" w:val="clear"/>
+          </w:tcPr>
+          <w:p>
+            <w:pPr>
+              <w:pStyle w:val="Compact"/>
+              <w:jc w:val="left"/>
+            </w:pPr>
+            <w:r>
+              <w:rPr>
+                <w:b/>
+                <w:color w:val="FFFFFF"/>
+                <w:sz w:val="20"/>
+              </w:rPr>
               <w:t xml:space="preserve">S/N</w:t>
             </w:r>
           </w:p>
         </w:tc>
         <w:tc>
-          <w:tcPr/>
-          <w:p>
-            <w:pPr>
-              <w:pStyle w:val="Compact"/>
-              <w:jc w:val="left"/>
-            </w:pPr>
-            <w:r>
+          <w:tcPr>
+            <w:shd w:fill="0099CC" w:val="clear"/>
+          </w:tcPr>
+          <w:p>
+            <w:pPr>
+              <w:pStyle w:val="Compact"/>
+              <w:jc w:val="left"/>
+            </w:pPr>
+            <w:r>
+              <w:rPr>
+                <w:b/>
+                <w:color w:val="FFFFFF"/>
+                <w:sz w:val="20"/>
+              </w:rPr>
               <w:t xml:space="preserve">Description</w:t>
             </w:r>
           </w:p>
         </w:tc>
         <w:tc>
-          <w:tcPr/>
-          <w:p>
-            <w:pPr>
-              <w:pStyle w:val="Compact"/>
-              <w:jc w:val="left"/>
-            </w:pPr>
-            <w:r>
+          <w:tcPr>
+            <w:shd w:fill="0099CC" w:val="clear"/>
+          </w:tcPr>
+          <w:p>
+            <w:pPr>
+              <w:pStyle w:val="Compact"/>
+              <w:jc w:val="left"/>
+            </w:pPr>
+            <w:r>
+              <w:rPr>
+                <w:b/>
+                <w:color w:val="FFFFFF"/>
+                <w:sz w:val="20"/>
+              </w:rPr>
               <w:t xml:space="preserve">Qty</w:t>
             </w:r>
           </w:p>
         </w:tc>
         <w:tc>
-          <w:tcPr/>
-          <w:p>
-            <w:pPr>
-              <w:pStyle w:val="Compact"/>
-              <w:jc w:val="left"/>
-            </w:pPr>
-            <w:r>
+          <w:tcPr>
+            <w:shd w:fill="0099CC" w:val="clear"/>
+          </w:tcPr>
+          <w:p>
+            <w:pPr>
+              <w:pStyle w:val="Compact"/>
+              <w:jc w:val="left"/>
+            </w:pPr>
+            <w:r>
+              <w:rPr>
+                <w:b/>
+                <w:color w:val="FFFFFF"/>
+                <w:sz w:val="20"/>
+              </w:rPr>
               <w:t xml:space="preserve">Unit Price (NGN)</w:t>
             </w:r>
           </w:p>
         </w:tc>
         <w:tc>
-          <w:tcPr/>
-          <w:p>
-            <w:pPr>
-              <w:pStyle w:val="Compact"/>
-              <w:jc w:val="left"/>
-            </w:pPr>
-            <w:r>
+          <w:tcPr>
+            <w:shd w:fill="0099CC" w:val="clear"/>
+          </w:tcPr>
+          <w:p>
+            <w:pPr>
+              <w:pStyle w:val="Compact"/>
+              <w:jc w:val="left"/>
+            </w:pPr>
+            <w:r>
+              <w:rPr>
+                <w:b/>
+                <w:color w:val="FFFFFF"/>
+                <w:sz w:val="20"/>
+              </w:rPr>
               <w:t xml:space="preserve">Credit Amount (NGN)</w:t>
             </w:r>
           </w:p>
@@ -1136,227 +1680,297 @@
       </w:tr>
       <w:tr>
         <w:tc>
-          <w:tcPr/>
-          <w:p>
-            <w:pPr>
-              <w:pStyle w:val="Compact"/>
-              <w:jc w:val="left"/>
-            </w:pPr>
-            <w:r>
+          <w:tcPr>
+            <w:shd w:fill="FFFFFF" w:val="clear"/>
+          </w:tcPr>
+          <w:p>
+            <w:pPr>
+              <w:pStyle w:val="Compact"/>
+              <w:jc w:val="left"/>
+            </w:pPr>
+            <w:r>
+              <w:rPr>
+                <w:color w:val="1A1A1A"/>
+                <w:sz w:val="19"/>
+              </w:rPr>
               <w:t xml:space="preserve">1</w:t>
             </w:r>
           </w:p>
         </w:tc>
         <w:tc>
-          <w:tcPr/>
-          <w:p>
-            <w:pPr>
-              <w:pStyle w:val="Compact"/>
-            </w:pPr>
-          </w:p>
-        </w:tc>
-        <w:tc>
-          <w:tcPr/>
-          <w:p>
-            <w:pPr>
-              <w:pStyle w:val="Compact"/>
-            </w:pPr>
-          </w:p>
-        </w:tc>
-        <w:tc>
-          <w:tcPr/>
-          <w:p>
-            <w:pPr>
-              <w:pStyle w:val="Compact"/>
-            </w:pPr>
-          </w:p>
-        </w:tc>
-        <w:tc>
-          <w:tcPr/>
-          <w:p>
-            <w:pPr>
-              <w:pStyle w:val="Compact"/>
-            </w:pPr>
-          </w:p>
-        </w:tc>
-      </w:tr>
-      <w:tr>
-        <w:tc>
-          <w:tcPr/>
-          <w:p>
-            <w:pPr>
-              <w:pStyle w:val="Compact"/>
-              <w:jc w:val="left"/>
-            </w:pPr>
-            <w:r>
+          <w:tcPr>
+            <w:shd w:fill="FFFFFF" w:val="clear"/>
+          </w:tcPr>
+          <w:p>
+            <w:pPr>
+              <w:pStyle w:val="Compact"/>
+            </w:pPr>
+          </w:p>
+        </w:tc>
+        <w:tc>
+          <w:tcPr>
+            <w:shd w:fill="FFFFFF" w:val="clear"/>
+          </w:tcPr>
+          <w:p>
+            <w:pPr>
+              <w:pStyle w:val="Compact"/>
+            </w:pPr>
+          </w:p>
+        </w:tc>
+        <w:tc>
+          <w:tcPr>
+            <w:shd w:fill="FFFFFF" w:val="clear"/>
+          </w:tcPr>
+          <w:p>
+            <w:pPr>
+              <w:pStyle w:val="Compact"/>
+            </w:pPr>
+          </w:p>
+        </w:tc>
+        <w:tc>
+          <w:tcPr>
+            <w:shd w:fill="FFFFFF" w:val="clear"/>
+          </w:tcPr>
+          <w:p>
+            <w:pPr>
+              <w:pStyle w:val="Compact"/>
+            </w:pPr>
+          </w:p>
+        </w:tc>
+      </w:tr>
+      <w:tr>
+        <w:tc>
+          <w:tcPr>
+            <w:shd w:fill="E8F8FF" w:val="clear"/>
+          </w:tcPr>
+          <w:p>
+            <w:pPr>
+              <w:pStyle w:val="Compact"/>
+              <w:jc w:val="left"/>
+            </w:pPr>
+            <w:r>
+              <w:rPr>
+                <w:color w:val="1A1A1A"/>
+                <w:sz w:val="19"/>
+              </w:rPr>
               <w:t xml:space="preserve">2</w:t>
             </w:r>
           </w:p>
         </w:tc>
         <w:tc>
-          <w:tcPr/>
-          <w:p>
-            <w:pPr>
-              <w:pStyle w:val="Compact"/>
-            </w:pPr>
-          </w:p>
-        </w:tc>
-        <w:tc>
-          <w:tcPr/>
-          <w:p>
-            <w:pPr>
-              <w:pStyle w:val="Compact"/>
-            </w:pPr>
-          </w:p>
-        </w:tc>
-        <w:tc>
-          <w:tcPr/>
-          <w:p>
-            <w:pPr>
-              <w:pStyle w:val="Compact"/>
-            </w:pPr>
-          </w:p>
-        </w:tc>
-        <w:tc>
-          <w:tcPr/>
-          <w:p>
-            <w:pPr>
-              <w:pStyle w:val="Compact"/>
-            </w:pPr>
-          </w:p>
-        </w:tc>
-      </w:tr>
-      <w:tr>
-        <w:tc>
-          <w:tcPr/>
-          <w:p>
-            <w:pPr>
-              <w:pStyle w:val="Compact"/>
-              <w:jc w:val="left"/>
-            </w:pPr>
-            <w:r>
+          <w:tcPr>
+            <w:shd w:fill="E8F8FF" w:val="clear"/>
+          </w:tcPr>
+          <w:p>
+            <w:pPr>
+              <w:pStyle w:val="Compact"/>
+            </w:pPr>
+          </w:p>
+        </w:tc>
+        <w:tc>
+          <w:tcPr>
+            <w:shd w:fill="E8F8FF" w:val="clear"/>
+          </w:tcPr>
+          <w:p>
+            <w:pPr>
+              <w:pStyle w:val="Compact"/>
+            </w:pPr>
+          </w:p>
+        </w:tc>
+        <w:tc>
+          <w:tcPr>
+            <w:shd w:fill="E8F8FF" w:val="clear"/>
+          </w:tcPr>
+          <w:p>
+            <w:pPr>
+              <w:pStyle w:val="Compact"/>
+            </w:pPr>
+          </w:p>
+        </w:tc>
+        <w:tc>
+          <w:tcPr>
+            <w:shd w:fill="E8F8FF" w:val="clear"/>
+          </w:tcPr>
+          <w:p>
+            <w:pPr>
+              <w:pStyle w:val="Compact"/>
+            </w:pPr>
+          </w:p>
+        </w:tc>
+      </w:tr>
+      <w:tr>
+        <w:tc>
+          <w:tcPr>
+            <w:shd w:fill="FFFFFF" w:val="clear"/>
+          </w:tcPr>
+          <w:p>
+            <w:pPr>
+              <w:pStyle w:val="Compact"/>
+              <w:jc w:val="left"/>
+            </w:pPr>
+            <w:r>
+              <w:rPr>
+                <w:color w:val="1A1A1A"/>
+                <w:sz w:val="19"/>
+              </w:rPr>
               <w:t xml:space="preserve">3</w:t>
             </w:r>
           </w:p>
         </w:tc>
         <w:tc>
-          <w:tcPr/>
-          <w:p>
-            <w:pPr>
-              <w:pStyle w:val="Compact"/>
-            </w:pPr>
-          </w:p>
-        </w:tc>
-        <w:tc>
-          <w:tcPr/>
-          <w:p>
-            <w:pPr>
-              <w:pStyle w:val="Compact"/>
-            </w:pPr>
-          </w:p>
-        </w:tc>
-        <w:tc>
-          <w:tcPr/>
-          <w:p>
-            <w:pPr>
-              <w:pStyle w:val="Compact"/>
-            </w:pPr>
-          </w:p>
-        </w:tc>
-        <w:tc>
-          <w:tcPr/>
-          <w:p>
-            <w:pPr>
-              <w:pStyle w:val="Compact"/>
-            </w:pPr>
-          </w:p>
-        </w:tc>
-      </w:tr>
-      <w:tr>
-        <w:tc>
-          <w:tcPr/>
-          <w:p>
-            <w:pPr>
-              <w:pStyle w:val="Compact"/>
-              <w:jc w:val="left"/>
-            </w:pPr>
-            <w:r>
+          <w:tcPr>
+            <w:shd w:fill="FFFFFF" w:val="clear"/>
+          </w:tcPr>
+          <w:p>
+            <w:pPr>
+              <w:pStyle w:val="Compact"/>
+            </w:pPr>
+          </w:p>
+        </w:tc>
+        <w:tc>
+          <w:tcPr>
+            <w:shd w:fill="FFFFFF" w:val="clear"/>
+          </w:tcPr>
+          <w:p>
+            <w:pPr>
+              <w:pStyle w:val="Compact"/>
+            </w:pPr>
+          </w:p>
+        </w:tc>
+        <w:tc>
+          <w:tcPr>
+            <w:shd w:fill="FFFFFF" w:val="clear"/>
+          </w:tcPr>
+          <w:p>
+            <w:pPr>
+              <w:pStyle w:val="Compact"/>
+            </w:pPr>
+          </w:p>
+        </w:tc>
+        <w:tc>
+          <w:tcPr>
+            <w:shd w:fill="FFFFFF" w:val="clear"/>
+          </w:tcPr>
+          <w:p>
+            <w:pPr>
+              <w:pStyle w:val="Compact"/>
+            </w:pPr>
+          </w:p>
+        </w:tc>
+      </w:tr>
+      <w:tr>
+        <w:tc>
+          <w:tcPr>
+            <w:shd w:fill="E8F8FF" w:val="clear"/>
+          </w:tcPr>
+          <w:p>
+            <w:pPr>
+              <w:pStyle w:val="Compact"/>
+              <w:jc w:val="left"/>
+            </w:pPr>
+            <w:r>
+              <w:rPr>
+                <w:color w:val="1A1A1A"/>
+                <w:sz w:val="19"/>
+              </w:rPr>
               <w:t xml:space="preserve">4</w:t>
             </w:r>
           </w:p>
         </w:tc>
         <w:tc>
-          <w:tcPr/>
-          <w:p>
-            <w:pPr>
-              <w:pStyle w:val="Compact"/>
-            </w:pPr>
-          </w:p>
-        </w:tc>
-        <w:tc>
-          <w:tcPr/>
-          <w:p>
-            <w:pPr>
-              <w:pStyle w:val="Compact"/>
-            </w:pPr>
-          </w:p>
-        </w:tc>
-        <w:tc>
-          <w:tcPr/>
-          <w:p>
-            <w:pPr>
-              <w:pStyle w:val="Compact"/>
-            </w:pPr>
-          </w:p>
-        </w:tc>
-        <w:tc>
-          <w:tcPr/>
-          <w:p>
-            <w:pPr>
-              <w:pStyle w:val="Compact"/>
-            </w:pPr>
-          </w:p>
-        </w:tc>
-      </w:tr>
-      <w:tr>
-        <w:tc>
-          <w:tcPr/>
-          <w:p>
-            <w:pPr>
-              <w:pStyle w:val="Compact"/>
-              <w:jc w:val="left"/>
-            </w:pPr>
-            <w:r>
+          <w:tcPr>
+            <w:shd w:fill="E8F8FF" w:val="clear"/>
+          </w:tcPr>
+          <w:p>
+            <w:pPr>
+              <w:pStyle w:val="Compact"/>
+            </w:pPr>
+          </w:p>
+        </w:tc>
+        <w:tc>
+          <w:tcPr>
+            <w:shd w:fill="E8F8FF" w:val="clear"/>
+          </w:tcPr>
+          <w:p>
+            <w:pPr>
+              <w:pStyle w:val="Compact"/>
+            </w:pPr>
+          </w:p>
+        </w:tc>
+        <w:tc>
+          <w:tcPr>
+            <w:shd w:fill="E8F8FF" w:val="clear"/>
+          </w:tcPr>
+          <w:p>
+            <w:pPr>
+              <w:pStyle w:val="Compact"/>
+            </w:pPr>
+          </w:p>
+        </w:tc>
+        <w:tc>
+          <w:tcPr>
+            <w:shd w:fill="E8F8FF" w:val="clear"/>
+          </w:tcPr>
+          <w:p>
+            <w:pPr>
+              <w:pStyle w:val="Compact"/>
+            </w:pPr>
+          </w:p>
+        </w:tc>
+      </w:tr>
+      <w:tr>
+        <w:tc>
+          <w:tcPr>
+            <w:shd w:fill="FFFFFF" w:val="clear"/>
+          </w:tcPr>
+          <w:p>
+            <w:pPr>
+              <w:pStyle w:val="Compact"/>
+              <w:jc w:val="left"/>
+            </w:pPr>
+            <w:r>
+              <w:rPr>
+                <w:color w:val="1A1A1A"/>
+                <w:sz w:val="19"/>
+              </w:rPr>
               <w:t xml:space="preserve">5</w:t>
             </w:r>
           </w:p>
         </w:tc>
         <w:tc>
-          <w:tcPr/>
-          <w:p>
-            <w:pPr>
-              <w:pStyle w:val="Compact"/>
-            </w:pPr>
-          </w:p>
-        </w:tc>
-        <w:tc>
-          <w:tcPr/>
-          <w:p>
-            <w:pPr>
-              <w:pStyle w:val="Compact"/>
-            </w:pPr>
-          </w:p>
-        </w:tc>
-        <w:tc>
-          <w:tcPr/>
-          <w:p>
-            <w:pPr>
-              <w:pStyle w:val="Compact"/>
-            </w:pPr>
-          </w:p>
-        </w:tc>
-        <w:tc>
-          <w:tcPr/>
+          <w:tcPr>
+            <w:shd w:fill="FFFFFF" w:val="clear"/>
+          </w:tcPr>
+          <w:p>
+            <w:pPr>
+              <w:pStyle w:val="Compact"/>
+            </w:pPr>
+          </w:p>
+        </w:tc>
+        <w:tc>
+          <w:tcPr>
+            <w:shd w:fill="FFFFFF" w:val="clear"/>
+          </w:tcPr>
+          <w:p>
+            <w:pPr>
+              <w:pStyle w:val="Compact"/>
+            </w:pPr>
+          </w:p>
+        </w:tc>
+        <w:tc>
+          <w:tcPr>
+            <w:shd w:fill="FFFFFF" w:val="clear"/>
+          </w:tcPr>
+          <w:p>
+            <w:pPr>
+              <w:pStyle w:val="Compact"/>
+            </w:pPr>
+          </w:p>
+        </w:tc>
+        <w:tc>
+          <w:tcPr>
+            <w:shd w:fill="FFFFFF" w:val="clear"/>
+          </w:tcPr>
           <w:p>
             <w:pPr>
               <w:pStyle w:val="Compact"/>
@@ -1376,9 +1990,29 @@
     <w:bookmarkStart w:id="28" w:name="credit-summary"/>
     <w:p>
       <w:pPr>
+        <w:pBdr>
+          <w:top w:val="single" w:sz="18" w:space="1" w:color="F5A623"/>
+          <w:bottom w:val="single" w:sz="6" w:space="1" w:color="0099CC"/>
+        </w:pBdr>
+        <w:spacing w:before="200" w:after="200"/>
+      </w:pPr>
+    </w:p>
+    <w:p>
+      <w:pPr>
         <w:pStyle w:val="Heading2"/>
-      </w:pPr>
-      <w:r>
+        <w:rPr>
+          <w:color w:val="0099CC"/>
+        </w:rPr>
+        <w:pBdr>
+          <w:bottom w:val="single" w:sz="6" w:space="2" w:color="00BFFF"/>
+        </w:pBdr>
+      </w:pPr>
+      <w:r>
+        <w:rPr>
+          <w:b/>
+          <w:color w:val="0099CC"/>
+          <w:sz w:val="32"/>
+        </w:rPr>
         <w:t xml:space="preserve">CREDIT SUMMARY</w:t>
       </w:r>
     </w:p>
@@ -1388,6 +2022,14 @@
         <w:tblW w:type="pct" w:w="5000"/>
         <w:tblLook w:firstRow="1" w:lastRow="0" w:firstColumn="0" w:lastColumn="0" w:noHBand="0" w:noVBand="0" w:val="0020"/>
         <w:jc w:val="start"/>
+        <w:tblBorders>
+          <w:top w:val="single" w:sz="4" w:space="0" w:color="B0D4E8"/>
+          <w:left w:val="single" w:sz="4" w:space="0" w:color="B0D4E8"/>
+          <w:bottom w:val="single" w:sz="4" w:space="0" w:color="B0D4E8"/>
+          <w:right w:val="single" w:sz="4" w:space="0" w:color="B0D4E8"/>
+          <w:insideH w:val="single" w:sz="4" w:space="0" w:color="B0D4E8"/>
+          <w:insideV w:val="single" w:sz="4" w:space="0" w:color="B0D4E8"/>
+        </w:tblBorders>
       </w:tblPr>
       <w:tblGrid>
         <w:gridCol w:w="3960"/>
@@ -1398,21 +2040,30 @@
           <w:tblHeader w:val="true"/>
         </w:trPr>
         <w:tc>
-          <w:tcPr/>
-          <w:p>
-            <w:pPr>
-              <w:pStyle w:val="Compact"/>
-            </w:pPr>
-          </w:p>
-        </w:tc>
-        <w:tc>
-          <w:tcPr/>
-          <w:p>
-            <w:pPr>
-              <w:pStyle w:val="Compact"/>
-              <w:jc w:val="left"/>
-            </w:pPr>
-            <w:r>
+          <w:tcPr>
+            <w:shd w:fill="0099CC" w:val="clear"/>
+          </w:tcPr>
+          <w:p>
+            <w:pPr>
+              <w:pStyle w:val="Compact"/>
+            </w:pPr>
+          </w:p>
+        </w:tc>
+        <w:tc>
+          <w:tcPr>
+            <w:shd w:fill="0099CC" w:val="clear"/>
+          </w:tcPr>
+          <w:p>
+            <w:pPr>
+              <w:pStyle w:val="Compact"/>
+              <w:jc w:val="left"/>
+            </w:pPr>
+            <w:r>
+              <w:rPr>
+                <w:b/>
+                <w:color w:val="FFFFFF"/>
+                <w:sz w:val="20"/>
+              </w:rPr>
               <w:t xml:space="preserve">Amount (NGN)</w:t>
             </w:r>
           </w:p>
@@ -1420,7 +2071,9 @@
       </w:tr>
       <w:tr>
         <w:tc>
-          <w:tcPr/>
+          <w:tcPr>
+            <w:shd w:fill="FFFFFF" w:val="clear"/>
+          </w:tcPr>
           <w:p>
             <w:pPr>
               <w:pStyle w:val="Compact"/>
@@ -1430,19 +2083,27 @@
               <w:rPr>
                 <w:bCs/>
                 <w:b/>
+                <w:color w:val="1A1A1A"/>
+                <w:sz w:val="19"/>
               </w:rPr>
               <w:t xml:space="preserve">Subtotal Credit</w:t>
             </w:r>
           </w:p>
         </w:tc>
         <w:tc>
-          <w:tcPr/>
-          <w:p>
-            <w:pPr>
-              <w:pStyle w:val="Compact"/>
-              <w:jc w:val="left"/>
-            </w:pPr>
-            <w:r>
+          <w:tcPr>
+            <w:shd w:fill="FFFFFF" w:val="clear"/>
+          </w:tcPr>
+          <w:p>
+            <w:pPr>
+              <w:pStyle w:val="Compact"/>
+              <w:jc w:val="left"/>
+            </w:pPr>
+            <w:r>
+              <w:rPr>
+                <w:color w:val="1A1A1A"/>
+                <w:sz w:val="19"/>
+              </w:rPr>
               <w:t xml:space="preserve">__________________________________________</w:t>
             </w:r>
           </w:p>
@@ -1450,7 +2111,9 @@
       </w:tr>
       <w:tr>
         <w:tc>
-          <w:tcPr/>
+          <w:tcPr>
+            <w:shd w:fill="E8F8FF" w:val="clear"/>
+          </w:tcPr>
           <w:p>
             <w:pPr>
               <w:pStyle w:val="Compact"/>
@@ -1460,19 +2123,27 @@
               <w:rPr>
                 <w:bCs/>
                 <w:b/>
+                <w:color w:val="1A1A1A"/>
+                <w:sz w:val="19"/>
               </w:rPr>
               <w:t xml:space="preserve">VAT Adjustment (7.5%)</w:t>
             </w:r>
           </w:p>
         </w:tc>
         <w:tc>
-          <w:tcPr/>
-          <w:p>
-            <w:pPr>
-              <w:pStyle w:val="Compact"/>
-              <w:jc w:val="left"/>
-            </w:pPr>
-            <w:r>
+          <w:tcPr>
+            <w:shd w:fill="E8F8FF" w:val="clear"/>
+          </w:tcPr>
+          <w:p>
+            <w:pPr>
+              <w:pStyle w:val="Compact"/>
+              <w:jc w:val="left"/>
+            </w:pPr>
+            <w:r>
+              <w:rPr>
+                <w:color w:val="1A1A1A"/>
+                <w:sz w:val="19"/>
+              </w:rPr>
               <w:t xml:space="preserve">__________________________________________</w:t>
             </w:r>
           </w:p>
@@ -1480,7 +2151,9 @@
       </w:tr>
       <w:tr>
         <w:tc>
-          <w:tcPr/>
+          <w:tcPr>
+            <w:shd w:fill="FFFFFF" w:val="clear"/>
+          </w:tcPr>
           <w:p>
             <w:pPr>
               <w:pStyle w:val="Compact"/>
@@ -1490,19 +2163,27 @@
               <w:rPr>
                 <w:bCs/>
                 <w:b/>
+                <w:color w:val="1A1A1A"/>
+                <w:sz w:val="19"/>
               </w:rPr>
               <w:t xml:space="preserve">TOTAL CREDIT AMOUNT</w:t>
             </w:r>
           </w:p>
         </w:tc>
         <w:tc>
-          <w:tcPr/>
-          <w:p>
-            <w:pPr>
-              <w:pStyle w:val="Compact"/>
-              <w:jc w:val="left"/>
-            </w:pPr>
-            <w:r>
+          <w:tcPr>
+            <w:shd w:fill="FFFFFF" w:val="clear"/>
+          </w:tcPr>
+          <w:p>
+            <w:pPr>
+              <w:pStyle w:val="Compact"/>
+              <w:jc w:val="left"/>
+            </w:pPr>
+            <w:r>
+              <w:rPr>
+                <w:color w:val="1A1A1A"/>
+                <w:sz w:val="19"/>
+              </w:rPr>
               <w:t xml:space="preserve">__________________________________________</w:t>
             </w:r>
           </w:p>
@@ -1538,9 +2219,29 @@
     <w:bookmarkStart w:id="29" w:name="method-of-settlement"/>
     <w:p>
       <w:pPr>
+        <w:pBdr>
+          <w:top w:val="single" w:sz="18" w:space="1" w:color="F5A623"/>
+          <w:bottom w:val="single" w:sz="6" w:space="1" w:color="0099CC"/>
+        </w:pBdr>
+        <w:spacing w:before="200" w:after="200"/>
+      </w:pPr>
+    </w:p>
+    <w:p>
+      <w:pPr>
         <w:pStyle w:val="Heading2"/>
-      </w:pPr>
-      <w:r>
+        <w:rPr>
+          <w:color w:val="0099CC"/>
+        </w:rPr>
+        <w:pBdr>
+          <w:bottom w:val="single" w:sz="6" w:space="2" w:color="00BFFF"/>
+        </w:pBdr>
+      </w:pPr>
+      <w:r>
+        <w:rPr>
+          <w:b/>
+          <w:color w:val="0099CC"/>
+          <w:sz w:val="32"/>
+        </w:rPr>
         <w:t xml:space="preserve">METHOD OF SETTLEMENT</w:t>
       </w:r>
     </w:p>
@@ -1615,9 +2316,29 @@
     <w:bookmarkStart w:id="30" w:name="supporting-documentation"/>
     <w:p>
       <w:pPr>
+        <w:pBdr>
+          <w:top w:val="single" w:sz="18" w:space="1" w:color="F5A623"/>
+          <w:bottom w:val="single" w:sz="6" w:space="1" w:color="0099CC"/>
+        </w:pBdr>
+        <w:spacing w:before="200" w:after="200"/>
+      </w:pPr>
+    </w:p>
+    <w:p>
+      <w:pPr>
         <w:pStyle w:val="Heading2"/>
-      </w:pPr>
-      <w:r>
+        <w:rPr>
+          <w:color w:val="0099CC"/>
+        </w:rPr>
+        <w:pBdr>
+          <w:bottom w:val="single" w:sz="6" w:space="2" w:color="00BFFF"/>
+        </w:pBdr>
+      </w:pPr>
+      <w:r>
+        <w:rPr>
+          <w:b/>
+          <w:color w:val="0099CC"/>
+          <w:sz w:val="32"/>
+        </w:rPr>
         <w:t xml:space="preserve">SUPPORTING DOCUMENTATION</w:t>
       </w:r>
     </w:p>
@@ -1692,9 +2413,29 @@
     <w:bookmarkStart w:id="34" w:name="authorization-signatures"/>
     <w:p>
       <w:pPr>
+        <w:pBdr>
+          <w:top w:val="single" w:sz="18" w:space="1" w:color="F5A623"/>
+          <w:bottom w:val="single" w:sz="6" w:space="1" w:color="0099CC"/>
+        </w:pBdr>
+        <w:spacing w:before="200" w:after="200"/>
+      </w:pPr>
+    </w:p>
+    <w:p>
+      <w:pPr>
         <w:pStyle w:val="Heading2"/>
-      </w:pPr>
-      <w:r>
+        <w:rPr>
+          <w:color w:val="0099CC"/>
+        </w:rPr>
+        <w:pBdr>
+          <w:bottom w:val="single" w:sz="6" w:space="2" w:color="00BFFF"/>
+        </w:pBdr>
+      </w:pPr>
+      <w:r>
+        <w:rPr>
+          <w:b/>
+          <w:color w:val="0099CC"/>
+          <w:sz w:val="32"/>
+        </w:rPr>
         <w:t xml:space="preserve">AUTHORIZATION SIGNATURES</w:t>
       </w:r>
     </w:p>
@@ -1702,8 +2443,16 @@
     <w:p>
       <w:pPr>
         <w:pStyle w:val="Heading3"/>
-      </w:pPr>
-      <w:r>
+        <w:rPr>
+          <w:color w:val="E08A00"/>
+        </w:rPr>
+      </w:pPr>
+      <w:r>
+        <w:rPr>
+          <w:b/>
+          <w:color w:val="E08A00"/>
+          <w:sz w:val="26"/>
+        </w:rPr>
         <w:t xml:space="preserve">Issued By</w:t>
       </w:r>
     </w:p>
@@ -1713,6 +2462,14 @@
         <w:tblW w:type="auto" w:w="0"/>
         <w:tblLook w:firstRow="1" w:lastRow="0" w:firstColumn="0" w:lastColumn="0" w:noHBand="0" w:noVBand="0" w:val="0020"/>
         <w:jc w:val="start"/>
+        <w:tblBorders>
+          <w:top w:val="single" w:sz="4" w:space="0" w:color="B0D4E8"/>
+          <w:left w:val="single" w:sz="4" w:space="0" w:color="B0D4E8"/>
+          <w:bottom w:val="single" w:sz="4" w:space="0" w:color="B0D4E8"/>
+          <w:right w:val="single" w:sz="4" w:space="0" w:color="B0D4E8"/>
+          <w:insideH w:val="single" w:sz="4" w:space="0" w:color="B0D4E8"/>
+          <w:insideV w:val="single" w:sz="4" w:space="0" w:color="B0D4E8"/>
+        </w:tblBorders>
       </w:tblPr>
       <w:tblGrid>
         <w:gridCol w:w="3960"/>
@@ -1723,25 +2480,39 @@
           <w:tblHeader w:val="true"/>
         </w:trPr>
         <w:tc>
-          <w:tcPr/>
-          <w:p>
-            <w:pPr>
-              <w:pStyle w:val="Compact"/>
-              <w:jc w:val="left"/>
-            </w:pPr>
-            <w:r>
+          <w:tcPr>
+            <w:shd w:fill="0099CC" w:val="clear"/>
+          </w:tcPr>
+          <w:p>
+            <w:pPr>
+              <w:pStyle w:val="Compact"/>
+              <w:jc w:val="left"/>
+            </w:pPr>
+            <w:r>
+              <w:rPr>
+                <w:b/>
+                <w:color w:val="FFFFFF"/>
+                <w:sz w:val="20"/>
+              </w:rPr>
               <w:t xml:space="preserve">Field</w:t>
             </w:r>
           </w:p>
         </w:tc>
         <w:tc>
-          <w:tcPr/>
-          <w:p>
-            <w:pPr>
-              <w:pStyle w:val="Compact"/>
-              <w:jc w:val="left"/>
-            </w:pPr>
-            <w:r>
+          <w:tcPr>
+            <w:shd w:fill="0099CC" w:val="clear"/>
+          </w:tcPr>
+          <w:p>
+            <w:pPr>
+              <w:pStyle w:val="Compact"/>
+              <w:jc w:val="left"/>
+            </w:pPr>
+            <w:r>
+              <w:rPr>
+                <w:b/>
+                <w:color w:val="FFFFFF"/>
+                <w:sz w:val="20"/>
+              </w:rPr>
               <w:t xml:space="preserve">Details</w:t>
             </w:r>
           </w:p>
@@ -1749,25 +2520,37 @@
       </w:tr>
       <w:tr>
         <w:tc>
-          <w:tcPr/>
-          <w:p>
-            <w:pPr>
-              <w:pStyle w:val="Compact"/>
-              <w:jc w:val="left"/>
-            </w:pPr>
-            <w:r>
+          <w:tcPr>
+            <w:shd w:fill="FFFFFF" w:val="clear"/>
+          </w:tcPr>
+          <w:p>
+            <w:pPr>
+              <w:pStyle w:val="Compact"/>
+              <w:jc w:val="left"/>
+            </w:pPr>
+            <w:r>
+              <w:rPr>
+                <w:color w:val="1A1A1A"/>
+                <w:sz w:val="19"/>
+              </w:rPr>
               <w:t xml:space="preserve">Name</w:t>
             </w:r>
           </w:p>
         </w:tc>
         <w:tc>
-          <w:tcPr/>
-          <w:p>
-            <w:pPr>
-              <w:pStyle w:val="Compact"/>
-              <w:jc w:val="left"/>
-            </w:pPr>
-            <w:r>
+          <w:tcPr>
+            <w:shd w:fill="FFFFFF" w:val="clear"/>
+          </w:tcPr>
+          <w:p>
+            <w:pPr>
+              <w:pStyle w:val="Compact"/>
+              <w:jc w:val="left"/>
+            </w:pPr>
+            <w:r>
+              <w:rPr>
+                <w:color w:val="1A1A1A"/>
+                <w:sz w:val="19"/>
+              </w:rPr>
               <w:t xml:space="preserve">__________________________________________</w:t>
             </w:r>
           </w:p>
@@ -1775,25 +2558,37 @@
       </w:tr>
       <w:tr>
         <w:tc>
-          <w:tcPr/>
-          <w:p>
-            <w:pPr>
-              <w:pStyle w:val="Compact"/>
-              <w:jc w:val="left"/>
-            </w:pPr>
-            <w:r>
+          <w:tcPr>
+            <w:shd w:fill="E8F8FF" w:val="clear"/>
+          </w:tcPr>
+          <w:p>
+            <w:pPr>
+              <w:pStyle w:val="Compact"/>
+              <w:jc w:val="left"/>
+            </w:pPr>
+            <w:r>
+              <w:rPr>
+                <w:color w:val="1A1A1A"/>
+                <w:sz w:val="19"/>
+              </w:rPr>
               <w:t xml:space="preserve">Signature</w:t>
             </w:r>
           </w:p>
         </w:tc>
         <w:tc>
-          <w:tcPr/>
-          <w:p>
-            <w:pPr>
-              <w:pStyle w:val="Compact"/>
-              <w:jc w:val="left"/>
-            </w:pPr>
-            <w:r>
+          <w:tcPr>
+            <w:shd w:fill="E8F8FF" w:val="clear"/>
+          </w:tcPr>
+          <w:p>
+            <w:pPr>
+              <w:pStyle w:val="Compact"/>
+              <w:jc w:val="left"/>
+            </w:pPr>
+            <w:r>
+              <w:rPr>
+                <w:color w:val="1A1A1A"/>
+                <w:sz w:val="19"/>
+              </w:rPr>
               <w:t xml:space="preserve">__________________________________________</w:t>
             </w:r>
           </w:p>
@@ -1801,25 +2596,37 @@
       </w:tr>
       <w:tr>
         <w:tc>
-          <w:tcPr/>
-          <w:p>
-            <w:pPr>
-              <w:pStyle w:val="Compact"/>
-              <w:jc w:val="left"/>
-            </w:pPr>
-            <w:r>
+          <w:tcPr>
+            <w:shd w:fill="FFFFFF" w:val="clear"/>
+          </w:tcPr>
+          <w:p>
+            <w:pPr>
+              <w:pStyle w:val="Compact"/>
+              <w:jc w:val="left"/>
+            </w:pPr>
+            <w:r>
+              <w:rPr>
+                <w:color w:val="1A1A1A"/>
+                <w:sz w:val="19"/>
+              </w:rPr>
               <w:t xml:space="preserve">Date</w:t>
             </w:r>
           </w:p>
         </w:tc>
         <w:tc>
-          <w:tcPr/>
-          <w:p>
-            <w:pPr>
-              <w:pStyle w:val="Compact"/>
-              <w:jc w:val="left"/>
-            </w:pPr>
-            <w:r>
+          <w:tcPr>
+            <w:shd w:fill="FFFFFF" w:val="clear"/>
+          </w:tcPr>
+          <w:p>
+            <w:pPr>
+              <w:pStyle w:val="Compact"/>
+              <w:jc w:val="left"/>
+            </w:pPr>
+            <w:r>
+              <w:rPr>
+                <w:color w:val="1A1A1A"/>
+                <w:sz w:val="19"/>
+              </w:rPr>
               <w:t xml:space="preserve">__________________________________________</w:t>
             </w:r>
           </w:p>
@@ -1827,25 +2634,37 @@
       </w:tr>
       <w:tr>
         <w:tc>
-          <w:tcPr/>
-          <w:p>
-            <w:pPr>
-              <w:pStyle w:val="Compact"/>
-              <w:jc w:val="left"/>
-            </w:pPr>
-            <w:r>
+          <w:tcPr>
+            <w:shd w:fill="E8F8FF" w:val="clear"/>
+          </w:tcPr>
+          <w:p>
+            <w:pPr>
+              <w:pStyle w:val="Compact"/>
+              <w:jc w:val="left"/>
+            </w:pPr>
+            <w:r>
+              <w:rPr>
+                <w:color w:val="1A1A1A"/>
+                <w:sz w:val="19"/>
+              </w:rPr>
               <w:t xml:space="preserve">Designation</w:t>
             </w:r>
           </w:p>
         </w:tc>
         <w:tc>
-          <w:tcPr/>
-          <w:p>
-            <w:pPr>
-              <w:pStyle w:val="Compact"/>
-              <w:jc w:val="left"/>
-            </w:pPr>
-            <w:r>
+          <w:tcPr>
+            <w:shd w:fill="E8F8FF" w:val="clear"/>
+          </w:tcPr>
+          <w:p>
+            <w:pPr>
+              <w:pStyle w:val="Compact"/>
+              <w:jc w:val="left"/>
+            </w:pPr>
+            <w:r>
+              <w:rPr>
+                <w:color w:val="1A1A1A"/>
+                <w:sz w:val="19"/>
+              </w:rPr>
               <w:t xml:space="preserve">__________________________________________</w:t>
             </w:r>
           </w:p>
@@ -1853,25 +2672,37 @@
       </w:tr>
       <w:tr>
         <w:tc>
-          <w:tcPr/>
-          <w:p>
-            <w:pPr>
-              <w:pStyle w:val="Compact"/>
-              <w:jc w:val="left"/>
-            </w:pPr>
-            <w:r>
+          <w:tcPr>
+            <w:shd w:fill="FFFFFF" w:val="clear"/>
+          </w:tcPr>
+          <w:p>
+            <w:pPr>
+              <w:pStyle w:val="Compact"/>
+              <w:jc w:val="left"/>
+            </w:pPr>
+            <w:r>
+              <w:rPr>
+                <w:color w:val="1A1A1A"/>
+                <w:sz w:val="19"/>
+              </w:rPr>
               <w:t xml:space="preserve">Department</w:t>
             </w:r>
           </w:p>
         </w:tc>
         <w:tc>
-          <w:tcPr/>
-          <w:p>
-            <w:pPr>
-              <w:pStyle w:val="Compact"/>
-              <w:jc w:val="left"/>
-            </w:pPr>
-            <w:r>
+          <w:tcPr>
+            <w:shd w:fill="FFFFFF" w:val="clear"/>
+          </w:tcPr>
+          <w:p>
+            <w:pPr>
+              <w:pStyle w:val="Compact"/>
+              <w:jc w:val="left"/>
+            </w:pPr>
+            <w:r>
+              <w:rPr>
+                <w:color w:val="1A1A1A"/>
+                <w:sz w:val="19"/>
+              </w:rPr>
               <w:t xml:space="preserve">__________________________________________</w:t>
             </w:r>
           </w:p>
@@ -1883,8 +2714,16 @@
     <w:p>
       <w:pPr>
         <w:pStyle w:val="Heading3"/>
-      </w:pPr>
-      <w:r>
+        <w:rPr>
+          <w:color w:val="E08A00"/>
+        </w:rPr>
+      </w:pPr>
+      <w:r>
+        <w:rPr>
+          <w:b/>
+          <w:color w:val="E08A00"/>
+          <w:sz w:val="26"/>
+        </w:rPr>
         <w:t xml:space="preserve">Approved By</w:t>
       </w:r>
     </w:p>
@@ -1894,6 +2733,14 @@
         <w:tblW w:type="auto" w:w="0"/>
         <w:tblLook w:firstRow="1" w:lastRow="0" w:firstColumn="0" w:lastColumn="0" w:noHBand="0" w:noVBand="0" w:val="0020"/>
         <w:jc w:val="start"/>
+        <w:tblBorders>
+          <w:top w:val="single" w:sz="4" w:space="0" w:color="B0D4E8"/>
+          <w:left w:val="single" w:sz="4" w:space="0" w:color="B0D4E8"/>
+          <w:bottom w:val="single" w:sz="4" w:space="0" w:color="B0D4E8"/>
+          <w:right w:val="single" w:sz="4" w:space="0" w:color="B0D4E8"/>
+          <w:insideH w:val="single" w:sz="4" w:space="0" w:color="B0D4E8"/>
+          <w:insideV w:val="single" w:sz="4" w:space="0" w:color="B0D4E8"/>
+        </w:tblBorders>
       </w:tblPr>
       <w:tblGrid>
         <w:gridCol w:w="3960"/>
@@ -1904,25 +2751,39 @@
           <w:tblHeader w:val="true"/>
         </w:trPr>
         <w:tc>
-          <w:tcPr/>
-          <w:p>
-            <w:pPr>
-              <w:pStyle w:val="Compact"/>
-              <w:jc w:val="left"/>
-            </w:pPr>
-            <w:r>
+          <w:tcPr>
+            <w:shd w:fill="0099CC" w:val="clear"/>
+          </w:tcPr>
+          <w:p>
+            <w:pPr>
+              <w:pStyle w:val="Compact"/>
+              <w:jc w:val="left"/>
+            </w:pPr>
+            <w:r>
+              <w:rPr>
+                <w:b/>
+                <w:color w:val="FFFFFF"/>
+                <w:sz w:val="20"/>
+              </w:rPr>
               <w:t xml:space="preserve">Field</w:t>
             </w:r>
           </w:p>
         </w:tc>
         <w:tc>
-          <w:tcPr/>
-          <w:p>
-            <w:pPr>
-              <w:pStyle w:val="Compact"/>
-              <w:jc w:val="left"/>
-            </w:pPr>
-            <w:r>
+          <w:tcPr>
+            <w:shd w:fill="0099CC" w:val="clear"/>
+          </w:tcPr>
+          <w:p>
+            <w:pPr>
+              <w:pStyle w:val="Compact"/>
+              <w:jc w:val="left"/>
+            </w:pPr>
+            <w:r>
+              <w:rPr>
+                <w:b/>
+                <w:color w:val="FFFFFF"/>
+                <w:sz w:val="20"/>
+              </w:rPr>
               <w:t xml:space="preserve">Details</w:t>
             </w:r>
           </w:p>
@@ -1930,25 +2791,37 @@
       </w:tr>
       <w:tr>
         <w:tc>
-          <w:tcPr/>
-          <w:p>
-            <w:pPr>
-              <w:pStyle w:val="Compact"/>
-              <w:jc w:val="left"/>
-            </w:pPr>
-            <w:r>
+          <w:tcPr>
+            <w:shd w:fill="FFFFFF" w:val="clear"/>
+          </w:tcPr>
+          <w:p>
+            <w:pPr>
+              <w:pStyle w:val="Compact"/>
+              <w:jc w:val="left"/>
+            </w:pPr>
+            <w:r>
+              <w:rPr>
+                <w:color w:val="1A1A1A"/>
+                <w:sz w:val="19"/>
+              </w:rPr>
               <w:t xml:space="preserve">Name</w:t>
             </w:r>
           </w:p>
         </w:tc>
         <w:tc>
-          <w:tcPr/>
-          <w:p>
-            <w:pPr>
-              <w:pStyle w:val="Compact"/>
-              <w:jc w:val="left"/>
-            </w:pPr>
-            <w:r>
+          <w:tcPr>
+            <w:shd w:fill="FFFFFF" w:val="clear"/>
+          </w:tcPr>
+          <w:p>
+            <w:pPr>
+              <w:pStyle w:val="Compact"/>
+              <w:jc w:val="left"/>
+            </w:pPr>
+            <w:r>
+              <w:rPr>
+                <w:color w:val="1A1A1A"/>
+                <w:sz w:val="19"/>
+              </w:rPr>
               <w:t xml:space="preserve">__________________________________________</w:t>
             </w:r>
           </w:p>
@@ -1956,25 +2829,37 @@
       </w:tr>
       <w:tr>
         <w:tc>
-          <w:tcPr/>
-          <w:p>
-            <w:pPr>
-              <w:pStyle w:val="Compact"/>
-              <w:jc w:val="left"/>
-            </w:pPr>
-            <w:r>
+          <w:tcPr>
+            <w:shd w:fill="E8F8FF" w:val="clear"/>
+          </w:tcPr>
+          <w:p>
+            <w:pPr>
+              <w:pStyle w:val="Compact"/>
+              <w:jc w:val="left"/>
+            </w:pPr>
+            <w:r>
+              <w:rPr>
+                <w:color w:val="1A1A1A"/>
+                <w:sz w:val="19"/>
+              </w:rPr>
               <w:t xml:space="preserve">Signature</w:t>
             </w:r>
           </w:p>
         </w:tc>
         <w:tc>
-          <w:tcPr/>
-          <w:p>
-            <w:pPr>
-              <w:pStyle w:val="Compact"/>
-              <w:jc w:val="left"/>
-            </w:pPr>
-            <w:r>
+          <w:tcPr>
+            <w:shd w:fill="E8F8FF" w:val="clear"/>
+          </w:tcPr>
+          <w:p>
+            <w:pPr>
+              <w:pStyle w:val="Compact"/>
+              <w:jc w:val="left"/>
+            </w:pPr>
+            <w:r>
+              <w:rPr>
+                <w:color w:val="1A1A1A"/>
+                <w:sz w:val="19"/>
+              </w:rPr>
               <w:t xml:space="preserve">__________________________________________</w:t>
             </w:r>
           </w:p>
@@ -1982,25 +2867,37 @@
       </w:tr>
       <w:tr>
         <w:tc>
-          <w:tcPr/>
-          <w:p>
-            <w:pPr>
-              <w:pStyle w:val="Compact"/>
-              <w:jc w:val="left"/>
-            </w:pPr>
-            <w:r>
+          <w:tcPr>
+            <w:shd w:fill="FFFFFF" w:val="clear"/>
+          </w:tcPr>
+          <w:p>
+            <w:pPr>
+              <w:pStyle w:val="Compact"/>
+              <w:jc w:val="left"/>
+            </w:pPr>
+            <w:r>
+              <w:rPr>
+                <w:color w:val="1A1A1A"/>
+                <w:sz w:val="19"/>
+              </w:rPr>
               <w:t xml:space="preserve">Date</w:t>
             </w:r>
           </w:p>
         </w:tc>
         <w:tc>
-          <w:tcPr/>
-          <w:p>
-            <w:pPr>
-              <w:pStyle w:val="Compact"/>
-              <w:jc w:val="left"/>
-            </w:pPr>
-            <w:r>
+          <w:tcPr>
+            <w:shd w:fill="FFFFFF" w:val="clear"/>
+          </w:tcPr>
+          <w:p>
+            <w:pPr>
+              <w:pStyle w:val="Compact"/>
+              <w:jc w:val="left"/>
+            </w:pPr>
+            <w:r>
+              <w:rPr>
+                <w:color w:val="1A1A1A"/>
+                <w:sz w:val="19"/>
+              </w:rPr>
               <w:t xml:space="preserve">__________________________________________</w:t>
             </w:r>
           </w:p>
@@ -2008,25 +2905,37 @@
       </w:tr>
       <w:tr>
         <w:tc>
-          <w:tcPr/>
-          <w:p>
-            <w:pPr>
-              <w:pStyle w:val="Compact"/>
-              <w:jc w:val="left"/>
-            </w:pPr>
-            <w:r>
+          <w:tcPr>
+            <w:shd w:fill="E8F8FF" w:val="clear"/>
+          </w:tcPr>
+          <w:p>
+            <w:pPr>
+              <w:pStyle w:val="Compact"/>
+              <w:jc w:val="left"/>
+            </w:pPr>
+            <w:r>
+              <w:rPr>
+                <w:color w:val="1A1A1A"/>
+                <w:sz w:val="19"/>
+              </w:rPr>
               <w:t xml:space="preserve">Designation</w:t>
             </w:r>
           </w:p>
         </w:tc>
         <w:tc>
-          <w:tcPr/>
-          <w:p>
-            <w:pPr>
-              <w:pStyle w:val="Compact"/>
-              <w:jc w:val="left"/>
-            </w:pPr>
-            <w:r>
+          <w:tcPr>
+            <w:shd w:fill="E8F8FF" w:val="clear"/>
+          </w:tcPr>
+          <w:p>
+            <w:pPr>
+              <w:pStyle w:val="Compact"/>
+              <w:jc w:val="left"/>
+            </w:pPr>
+            <w:r>
+              <w:rPr>
+                <w:color w:val="1A1A1A"/>
+                <w:sz w:val="19"/>
+              </w:rPr>
               <w:t xml:space="preserve">__________________________________________</w:t>
             </w:r>
           </w:p>
@@ -2034,25 +2943,37 @@
       </w:tr>
       <w:tr>
         <w:tc>
-          <w:tcPr/>
-          <w:p>
-            <w:pPr>
-              <w:pStyle w:val="Compact"/>
-              <w:jc w:val="left"/>
-            </w:pPr>
-            <w:r>
+          <w:tcPr>
+            <w:shd w:fill="FFFFFF" w:val="clear"/>
+          </w:tcPr>
+          <w:p>
+            <w:pPr>
+              <w:pStyle w:val="Compact"/>
+              <w:jc w:val="left"/>
+            </w:pPr>
+            <w:r>
+              <w:rPr>
+                <w:color w:val="1A1A1A"/>
+                <w:sz w:val="19"/>
+              </w:rPr>
               <w:t xml:space="preserve">Department</w:t>
             </w:r>
           </w:p>
         </w:tc>
         <w:tc>
-          <w:tcPr/>
-          <w:p>
-            <w:pPr>
-              <w:pStyle w:val="Compact"/>
-              <w:jc w:val="left"/>
-            </w:pPr>
-            <w:r>
+          <w:tcPr>
+            <w:shd w:fill="FFFFFF" w:val="clear"/>
+          </w:tcPr>
+          <w:p>
+            <w:pPr>
+              <w:pStyle w:val="Compact"/>
+              <w:jc w:val="left"/>
+            </w:pPr>
+            <w:r>
+              <w:rPr>
+                <w:color w:val="1A1A1A"/>
+                <w:sz w:val="19"/>
+              </w:rPr>
               <w:t xml:space="preserve">__________________________________________</w:t>
             </w:r>
           </w:p>
@@ -2071,8 +2992,16 @@
     <w:p>
       <w:pPr>
         <w:pStyle w:val="Heading3"/>
-      </w:pPr>
-      <w:r>
+        <w:rPr>
+          <w:color w:val="E08A00"/>
+        </w:rPr>
+      </w:pPr>
+      <w:r>
+        <w:rPr>
+          <w:b/>
+          <w:color w:val="E08A00"/>
+          <w:sz w:val="26"/>
+        </w:rPr>
         <w:t xml:space="preserve">Client Acknowledgement</w:t>
       </w:r>
     </w:p>
@@ -2090,6 +3019,14 @@
         <w:tblW w:type="auto" w:w="0"/>
         <w:tblLook w:firstRow="1" w:lastRow="0" w:firstColumn="0" w:lastColumn="0" w:noHBand="0" w:noVBand="0" w:val="0020"/>
         <w:jc w:val="start"/>
+        <w:tblBorders>
+          <w:top w:val="single" w:sz="4" w:space="0" w:color="B0D4E8"/>
+          <w:left w:val="single" w:sz="4" w:space="0" w:color="B0D4E8"/>
+          <w:bottom w:val="single" w:sz="4" w:space="0" w:color="B0D4E8"/>
+          <w:right w:val="single" w:sz="4" w:space="0" w:color="B0D4E8"/>
+          <w:insideH w:val="single" w:sz="4" w:space="0" w:color="B0D4E8"/>
+          <w:insideV w:val="single" w:sz="4" w:space="0" w:color="B0D4E8"/>
+        </w:tblBorders>
       </w:tblPr>
       <w:tblGrid>
         <w:gridCol w:w="3960"/>
@@ -2100,25 +3037,39 @@
           <w:tblHeader w:val="true"/>
         </w:trPr>
         <w:tc>
-          <w:tcPr/>
-          <w:p>
-            <w:pPr>
-              <w:pStyle w:val="Compact"/>
-              <w:jc w:val="left"/>
-            </w:pPr>
-            <w:r>
+          <w:tcPr>
+            <w:shd w:fill="0099CC" w:val="clear"/>
+          </w:tcPr>
+          <w:p>
+            <w:pPr>
+              <w:pStyle w:val="Compact"/>
+              <w:jc w:val="left"/>
+            </w:pPr>
+            <w:r>
+              <w:rPr>
+                <w:b/>
+                <w:color w:val="FFFFFF"/>
+                <w:sz w:val="20"/>
+              </w:rPr>
               <w:t xml:space="preserve">Field</w:t>
             </w:r>
           </w:p>
         </w:tc>
         <w:tc>
-          <w:tcPr/>
-          <w:p>
-            <w:pPr>
-              <w:pStyle w:val="Compact"/>
-              <w:jc w:val="left"/>
-            </w:pPr>
-            <w:r>
+          <w:tcPr>
+            <w:shd w:fill="0099CC" w:val="clear"/>
+          </w:tcPr>
+          <w:p>
+            <w:pPr>
+              <w:pStyle w:val="Compact"/>
+              <w:jc w:val="left"/>
+            </w:pPr>
+            <w:r>
+              <w:rPr>
+                <w:b/>
+                <w:color w:val="FFFFFF"/>
+                <w:sz w:val="20"/>
+              </w:rPr>
               <w:t xml:space="preserve">Details</w:t>
             </w:r>
           </w:p>
@@ -2126,25 +3077,37 @@
       </w:tr>
       <w:tr>
         <w:tc>
-          <w:tcPr/>
-          <w:p>
-            <w:pPr>
-              <w:pStyle w:val="Compact"/>
-              <w:jc w:val="left"/>
-            </w:pPr>
-            <w:r>
+          <w:tcPr>
+            <w:shd w:fill="FFFFFF" w:val="clear"/>
+          </w:tcPr>
+          <w:p>
+            <w:pPr>
+              <w:pStyle w:val="Compact"/>
+              <w:jc w:val="left"/>
+            </w:pPr>
+            <w:r>
+              <w:rPr>
+                <w:color w:val="1A1A1A"/>
+                <w:sz w:val="19"/>
+              </w:rPr>
               <w:t xml:space="preserve">Name</w:t>
             </w:r>
           </w:p>
         </w:tc>
         <w:tc>
-          <w:tcPr/>
-          <w:p>
-            <w:pPr>
-              <w:pStyle w:val="Compact"/>
-              <w:jc w:val="left"/>
-            </w:pPr>
-            <w:r>
+          <w:tcPr>
+            <w:shd w:fill="FFFFFF" w:val="clear"/>
+          </w:tcPr>
+          <w:p>
+            <w:pPr>
+              <w:pStyle w:val="Compact"/>
+              <w:jc w:val="left"/>
+            </w:pPr>
+            <w:r>
+              <w:rPr>
+                <w:color w:val="1A1A1A"/>
+                <w:sz w:val="19"/>
+              </w:rPr>
               <w:t xml:space="preserve">__________________________________________</w:t>
             </w:r>
           </w:p>
@@ -2152,25 +3115,37 @@
       </w:tr>
       <w:tr>
         <w:tc>
-          <w:tcPr/>
-          <w:p>
-            <w:pPr>
-              <w:pStyle w:val="Compact"/>
-              <w:jc w:val="left"/>
-            </w:pPr>
-            <w:r>
+          <w:tcPr>
+            <w:shd w:fill="E8F8FF" w:val="clear"/>
+          </w:tcPr>
+          <w:p>
+            <w:pPr>
+              <w:pStyle w:val="Compact"/>
+              <w:jc w:val="left"/>
+            </w:pPr>
+            <w:r>
+              <w:rPr>
+                <w:color w:val="1A1A1A"/>
+                <w:sz w:val="19"/>
+              </w:rPr>
               <w:t xml:space="preserve">Signature</w:t>
             </w:r>
           </w:p>
         </w:tc>
         <w:tc>
-          <w:tcPr/>
-          <w:p>
-            <w:pPr>
-              <w:pStyle w:val="Compact"/>
-              <w:jc w:val="left"/>
-            </w:pPr>
-            <w:r>
+          <w:tcPr>
+            <w:shd w:fill="E8F8FF" w:val="clear"/>
+          </w:tcPr>
+          <w:p>
+            <w:pPr>
+              <w:pStyle w:val="Compact"/>
+              <w:jc w:val="left"/>
+            </w:pPr>
+            <w:r>
+              <w:rPr>
+                <w:color w:val="1A1A1A"/>
+                <w:sz w:val="19"/>
+              </w:rPr>
               <w:t xml:space="preserve">__________________________________________</w:t>
             </w:r>
           </w:p>
@@ -2178,25 +3153,37 @@
       </w:tr>
       <w:tr>
         <w:tc>
-          <w:tcPr/>
-          <w:p>
-            <w:pPr>
-              <w:pStyle w:val="Compact"/>
-              <w:jc w:val="left"/>
-            </w:pPr>
-            <w:r>
+          <w:tcPr>
+            <w:shd w:fill="FFFFFF" w:val="clear"/>
+          </w:tcPr>
+          <w:p>
+            <w:pPr>
+              <w:pStyle w:val="Compact"/>
+              <w:jc w:val="left"/>
+            </w:pPr>
+            <w:r>
+              <w:rPr>
+                <w:color w:val="1A1A1A"/>
+                <w:sz w:val="19"/>
+              </w:rPr>
               <w:t xml:space="preserve">Date</w:t>
             </w:r>
           </w:p>
         </w:tc>
         <w:tc>
-          <w:tcPr/>
-          <w:p>
-            <w:pPr>
-              <w:pStyle w:val="Compact"/>
-              <w:jc w:val="left"/>
-            </w:pPr>
-            <w:r>
+          <w:tcPr>
+            <w:shd w:fill="FFFFFF" w:val="clear"/>
+          </w:tcPr>
+          <w:p>
+            <w:pPr>
+              <w:pStyle w:val="Compact"/>
+              <w:jc w:val="left"/>
+            </w:pPr>
+            <w:r>
+              <w:rPr>
+                <w:color w:val="1A1A1A"/>
+                <w:sz w:val="19"/>
+              </w:rPr>
               <w:t xml:space="preserve">__________________________________________</w:t>
             </w:r>
           </w:p>
@@ -2204,25 +3191,37 @@
       </w:tr>
       <w:tr>
         <w:tc>
-          <w:tcPr/>
-          <w:p>
-            <w:pPr>
-              <w:pStyle w:val="Compact"/>
-              <w:jc w:val="left"/>
-            </w:pPr>
-            <w:r>
+          <w:tcPr>
+            <w:shd w:fill="E8F8FF" w:val="clear"/>
+          </w:tcPr>
+          <w:p>
+            <w:pPr>
+              <w:pStyle w:val="Compact"/>
+              <w:jc w:val="left"/>
+            </w:pPr>
+            <w:r>
+              <w:rPr>
+                <w:color w:val="1A1A1A"/>
+                <w:sz w:val="19"/>
+              </w:rPr>
               <w:t xml:space="preserve">Designation</w:t>
             </w:r>
           </w:p>
         </w:tc>
         <w:tc>
-          <w:tcPr/>
-          <w:p>
-            <w:pPr>
-              <w:pStyle w:val="Compact"/>
-              <w:jc w:val="left"/>
-            </w:pPr>
-            <w:r>
+          <w:tcPr>
+            <w:shd w:fill="E8F8FF" w:val="clear"/>
+          </w:tcPr>
+          <w:p>
+            <w:pPr>
+              <w:pStyle w:val="Compact"/>
+              <w:jc w:val="left"/>
+            </w:pPr>
+            <w:r>
+              <w:rPr>
+                <w:color w:val="1A1A1A"/>
+                <w:sz w:val="19"/>
+              </w:rPr>
               <w:t xml:space="preserve">__________________________________________</w:t>
             </w:r>
           </w:p>
@@ -2241,9 +3240,29 @@
     <w:bookmarkStart w:id="35" w:name="terms-and-conditions"/>
     <w:p>
       <w:pPr>
+        <w:pBdr>
+          <w:top w:val="single" w:sz="18" w:space="1" w:color="F5A623"/>
+          <w:bottom w:val="single" w:sz="6" w:space="1" w:color="0099CC"/>
+        </w:pBdr>
+        <w:spacing w:before="200" w:after="200"/>
+      </w:pPr>
+    </w:p>
+    <w:p>
+      <w:pPr>
         <w:pStyle w:val="Heading2"/>
-      </w:pPr>
-      <w:r>
+        <w:rPr>
+          <w:color w:val="0099CC"/>
+        </w:rPr>
+        <w:pBdr>
+          <w:bottom w:val="single" w:sz="6" w:space="2" w:color="00BFFF"/>
+        </w:pBdr>
+      </w:pPr>
+      <w:r>
+        <w:rPr>
+          <w:b/>
+          <w:color w:val="0099CC"/>
+          <w:sz w:val="32"/>
+        </w:rPr>
         <w:t xml:space="preserve">TERMS AND CONDITIONS</w:t>
       </w:r>
     </w:p>
@@ -2348,6 +3367,29 @@
         <w:right w:val="single" w:sz="18" w:space="24" w:color="E08A00"/>
       </w:pgBorders>
     </w:sectPr>
+    <w:p>
+      <w:pPr>
+        <w:pBdr>
+          <w:top w:val="single" w:sz="36" w:space="1" w:color="F5A623"/>
+          <w:bottom w:val="single" w:sz="12" w:space="0" w:color="00BFFF"/>
+        </w:pBdr>
+        <w:spacing w:before="300" w:after="0"/>
+      </w:pPr>
+    </w:p>
+    <w:p>
+      <w:pPr>
+        <w:jc w:val="center"/>
+        <w:spacing w:before="60" w:after="0"/>
+      </w:pPr>
+      <w:r>
+        <w:rPr>
+          <w:color w:val="0099CC"/>
+          <w:sz w:val="16"/>
+          <w:szCs w:val="16"/>
+        </w:rPr>
+        <w:t xml:space="preserve">PECH Group Holdings Ltd  |  Lagos, Nigeria  |  pechgroupholdings.tech</w:t>
+      </w:r>
+    </w:p>
   </w:body>
 </w:document>
 </file>

--- a/business_documents/PECH_CREDIT_NOTE.docx
+++ b/business_documents/PECH_CREDIT_NOTE.docx
@@ -58,71 +58,34 @@
         <w:spacing w:after="0"/>
       </w:pPr>
     </w:p>
-    <w:bookmarkStart w:id="36" w:name="pech-group-holdings-ltd"/>
-    <w:p>
-      <w:pPr>
-        <w:pStyle w:val="Heading1"/>
-        <w:rPr>
-          <w:color w:val="0099CC"/>
-        </w:rPr>
-        <w:pBdr>
-          <w:bottom w:val="single" w:sz="18" w:space="2" w:color="F5A623"/>
-        </w:pBdr>
-      </w:pPr>
-      <w:r>
-        <w:rPr>
-          <w:b/>
-          <w:color w:val="0099CC"/>
-          <w:sz w:val="44"/>
-        </w:rPr>
-        <w:t xml:space="preserve">PECH GROUP HOLDINGS LTD</w:t>
-      </w:r>
-    </w:p>
-    <w:bookmarkStart w:id="22" w:name="credit-note"/>
-    <w:p>
-      <w:pPr>
-        <w:pBdr>
-          <w:top w:val="single" w:sz="18" w:space="1" w:color="F5A623"/>
-          <w:bottom w:val="single" w:sz="6" w:space="1" w:color="0099CC"/>
-        </w:pBdr>
-        <w:spacing w:before="200" w:after="200"/>
-      </w:pPr>
-    </w:p>
-    <w:p>
-      <w:pPr>
-        <w:pStyle w:val="Heading2"/>
-        <w:rPr>
-          <w:color w:val="0099CC"/>
-        </w:rPr>
-        <w:pBdr>
-          <w:bottom w:val="single" w:sz="6" w:space="2" w:color="00BFFF"/>
-        </w:pBdr>
-      </w:pPr>
-      <w:r>
-        <w:rPr>
-          <w:b/>
-          <w:color w:val="0099CC"/>
-          <w:sz w:val="32"/>
-        </w:rPr>
+    <w:p>
+      <w:pPr>
+        <w:pStyle w:val="FirstParagraph"/>
+      </w:pPr>
+      <w:r>
+        <w:t xml:space="preserve">💳</w:t>
+      </w:r>
+    </w:p>
+    <w:p>
+      <w:pPr>
+        <w:pStyle w:val="BodyText"/>
+      </w:pPr>
+      <w:r>
         <w:t xml:space="preserve">CREDIT NOTE</w:t>
       </w:r>
     </w:p>
-    <w:bookmarkStart w:id="21" w:name="confidential"/>
-    <w:p>
-      <w:pPr>
-        <w:pStyle w:val="Heading3"/>
-        <w:rPr>
-          <w:color w:val="E08A00"/>
-        </w:rPr>
-      </w:pPr>
-      <w:r>
-        <w:rPr>
-          <w:b/>
-          <w:color w:val="E08A00"/>
-          <w:sz w:val="26"/>
-        </w:rPr>
-        <w:t xml:space="preserve">CONFIDENTIAL</w:t>
-      </w:r>
+    <w:p>
+      <w:pPr>
+        <w:pStyle w:val="BodyText"/>
+      </w:pPr>
+      <w:r>
+        <w:t xml:space="preserve"> </w:t>
+      </w:r>
+    </w:p>
+    <w:p>
+      <w:pPr>
+        <w:pStyle w:val="BodyText"/>
+      </w:pPr>
     </w:p>
     <w:p>
       <w:r>
@@ -131,69 +94,7 @@
         </w:pict>
       </w:r>
     </w:p>
-    <w:p>
-      <w:pPr>
-        <w:pStyle w:val="FirstParagraph"/>
-      </w:pPr>
-      <w:r>
-        <w:rPr>
-          <w:bCs/>
-          <w:b/>
-        </w:rPr>
-        <w:t xml:space="preserve">PECH Group Holdings Ltd</w:t>
-      </w:r>
-      <w:r>
-        <w:t xml:space="preserve"> </w:t>
-      </w:r>
-      <w:r>
-        <w:t xml:space="preserve">Lagos, Nigeria</w:t>
-      </w:r>
-      <w:r>
-        <w:t xml:space="preserve"> </w:t>
-      </w:r>
-      <w:r>
-        <w:t xml:space="preserve">Website:</w:t>
-      </w:r>
-      <w:r>
-        <w:t xml:space="preserve"> </w:t>
-      </w:r>
-      <w:hyperlink r:id="rId20">
-        <w:r>
-          <w:rPr>
-            <w:rStyle w:val="Hyperlink"/>
-          </w:rPr>
-          <w:t xml:space="preserve">pechgroupholdings.tech</w:t>
-        </w:r>
-      </w:hyperlink>
-    </w:p>
-    <w:p>
-      <w:pPr>
-        <w:pStyle w:val="BodyText"/>
-      </w:pPr>
-      <w:r>
-        <w:rPr>
-          <w:bCs/>
-          <w:b/>
-        </w:rPr>
-        <w:t xml:space="preserve">Document Reference:</w:t>
-      </w:r>
-      <w:r>
-        <w:t xml:space="preserve"> </w:t>
-      </w:r>
-      <w:r>
-        <w:t xml:space="preserve">CN-[YYYY]-[NNNN]</w:t>
-      </w:r>
-    </w:p>
-    <w:p>
-      <w:r>
-        <w:pict>
-          <v:rect style="width:0;height:1.5pt" o:hralign="center" o:hrstd="t" o:hr="t"/>
-        </w:pict>
-      </w:r>
-    </w:p>
-    <w:bookmarkEnd w:id="21"/>
-    <w:bookmarkEnd w:id="22"/>
-    <w:bookmarkStart w:id="23" w:name="company-information"/>
+    <w:bookmarkStart w:id="20" w:name="company-information"/>
     <w:p>
       <w:pPr>
         <w:pBdr>
@@ -558,8 +459,8 @@
         </w:pict>
       </w:r>
     </w:p>
-    <w:bookmarkEnd w:id="23"/>
-    <w:bookmarkStart w:id="24" w:name="client-recipient-information"/>
+    <w:bookmarkEnd w:id="20"/>
+    <w:bookmarkStart w:id="21" w:name="client-recipient-information"/>
     <w:p>
       <w:pPr>
         <w:pBdr>
@@ -924,8 +825,8 @@
         </w:pict>
       </w:r>
     </w:p>
-    <w:bookmarkEnd w:id="24"/>
-    <w:bookmarkStart w:id="25" w:name="credit-note-details"/>
+    <w:bookmarkEnd w:id="21"/>
+    <w:bookmarkStart w:id="22" w:name="credit-note-details"/>
     <w:p>
       <w:pPr>
         <w:pBdr>
@@ -1252,8 +1153,8 @@
         </w:pict>
       </w:r>
     </w:p>
-    <w:bookmarkEnd w:id="25"/>
-    <w:bookmarkStart w:id="26" w:name="reason-for-credit"/>
+    <w:bookmarkEnd w:id="22"/>
+    <w:bookmarkStart w:id="23" w:name="reason-for-credit"/>
     <w:p>
       <w:pPr>
         <w:pBdr>
@@ -1526,8 +1427,8 @@
         </w:pict>
       </w:r>
     </w:p>
-    <w:bookmarkEnd w:id="26"/>
-    <w:bookmarkStart w:id="27" w:name="credit-amount-breakdown"/>
+    <w:bookmarkEnd w:id="23"/>
+    <w:bookmarkStart w:id="24" w:name="credit-amount-breakdown"/>
     <w:p>
       <w:pPr>
         <w:pBdr>
@@ -1986,8 +1887,8 @@
         </w:pict>
       </w:r>
     </w:p>
-    <w:bookmarkEnd w:id="27"/>
-    <w:bookmarkStart w:id="28" w:name="credit-summary"/>
+    <w:bookmarkEnd w:id="24"/>
+    <w:bookmarkStart w:id="25" w:name="credit-summary"/>
     <w:p>
       <w:pPr>
         <w:pBdr>
@@ -2215,8 +2116,8 @@
         </w:pict>
       </w:r>
     </w:p>
-    <w:bookmarkEnd w:id="28"/>
-    <w:bookmarkStart w:id="29" w:name="method-of-settlement"/>
+    <w:bookmarkEnd w:id="25"/>
+    <w:bookmarkStart w:id="26" w:name="method-of-settlement"/>
     <w:p>
       <w:pPr>
         <w:pBdr>
@@ -2312,8 +2213,8 @@
         </w:pict>
       </w:r>
     </w:p>
-    <w:bookmarkEnd w:id="29"/>
-    <w:bookmarkStart w:id="30" w:name="supporting-documentation"/>
+    <w:bookmarkEnd w:id="26"/>
+    <w:bookmarkStart w:id="27" w:name="supporting-documentation"/>
     <w:p>
       <w:pPr>
         <w:pBdr>
@@ -2409,8 +2310,8 @@
         </w:pict>
       </w:r>
     </w:p>
-    <w:bookmarkEnd w:id="30"/>
-    <w:bookmarkStart w:id="34" w:name="authorization-signatures"/>
+    <w:bookmarkEnd w:id="27"/>
+    <w:bookmarkStart w:id="31" w:name="authorization-signatures"/>
     <w:p>
       <w:pPr>
         <w:pBdr>
@@ -2439,7 +2340,7 @@
         <w:t xml:space="preserve">AUTHORIZATION SIGNATURES</w:t>
       </w:r>
     </w:p>
-    <w:bookmarkStart w:id="31" w:name="issued-by"/>
+    <w:bookmarkStart w:id="28" w:name="issued-by"/>
     <w:p>
       <w:pPr>
         <w:pStyle w:val="Heading3"/>
@@ -2709,8 +2610,8 @@
         </w:tc>
       </w:tr>
     </w:tbl>
-    <w:bookmarkEnd w:id="31"/>
-    <w:bookmarkStart w:id="32" w:name="approved-by"/>
+    <w:bookmarkEnd w:id="28"/>
+    <w:bookmarkStart w:id="29" w:name="approved-by"/>
     <w:p>
       <w:pPr>
         <w:pStyle w:val="Heading3"/>
@@ -2987,8 +2888,8 @@
         </w:pict>
       </w:r>
     </w:p>
-    <w:bookmarkEnd w:id="32"/>
-    <w:bookmarkStart w:id="33" w:name="client-acknowledgement"/>
+    <w:bookmarkEnd w:id="29"/>
+    <w:bookmarkStart w:id="30" w:name="client-acknowledgement"/>
     <w:p>
       <w:pPr>
         <w:pStyle w:val="Heading3"/>
@@ -3235,9 +3136,9 @@
         </w:pict>
       </w:r>
     </w:p>
-    <w:bookmarkEnd w:id="33"/>
-    <w:bookmarkEnd w:id="34"/>
-    <w:bookmarkStart w:id="35" w:name="terms-and-conditions"/>
+    <w:bookmarkEnd w:id="30"/>
+    <w:bookmarkEnd w:id="31"/>
+    <w:bookmarkStart w:id="32" w:name="terms-and-conditions"/>
     <w:p>
       <w:pPr>
         <w:pBdr>
@@ -3357,16 +3258,8 @@
         <w:t xml:space="preserve">This credit note is issued by PECH Group Holdings Ltd, Lagos, Nigeria. Please retain for your records and VAT adjustment purposes.</w:t>
       </w:r>
     </w:p>
-    <w:bookmarkEnd w:id="35"/>
-    <w:bookmarkEnd w:id="36"/>
-    <w:sectPr>
-      <w:pgBorders w:offsetFrom="page">
-        <w:top w:val="single" w:sz="18" w:space="24" w:color="00BFFF"/>
-        <w:left w:val="single" w:sz="18" w:space="24" w:color="0099CC"/>
-        <w:bottom w:val="single" w:sz="18" w:space="24" w:color="F5A623"/>
-        <w:right w:val="single" w:sz="18" w:space="24" w:color="E08A00"/>
-      </w:pgBorders>
-    </w:sectPr>
+    <w:bookmarkEnd w:id="32"/>
+    <w:sectPr/>
     <w:p>
       <w:pPr>
         <w:pBdr>
